--- a/AHX-SAMPLELIST.docx
+++ b/AHX-SAMPLELIST.docx
@@ -1,6 +1,6 @@
 
 <file path=word/document.xml><?xml version="1.0" encoding="utf-8"?>
-<w:document xmlns:wpc="http://schemas.microsoft.com/office/word/2010/wordprocessingCanvas" xmlns:cx="http://schemas.microsoft.com/office/drawing/2014/chartex" xmlns:cx1="http://schemas.microsoft.com/office/drawing/2015/9/8/chartex" xmlns:cx2="http://schemas.microsoft.com/office/drawing/2015/10/21/chartex" xmlns:cx3="http://schemas.microsoft.com/office/drawing/2016/5/9/chartex" xmlns:cx4="http://schemas.microsoft.com/office/drawing/2016/5/10/chartex" xmlns:cx5="http://schemas.microsoft.com/office/drawing/2016/5/11/chartex" xmlns:cx6="http://schemas.microsoft.com/office/drawing/2016/5/12/chartex" xmlns:cx7="http://schemas.microsoft.com/office/drawing/2016/5/13/chartex" xmlns:cx8="http://schemas.microsoft.com/office/drawing/2016/5/14/chartex" xmlns:mc="http://schemas.openxmlformats.org/markup-compatibility/2006" xmlns:aink="http://schemas.microsoft.com/office/drawing/2016/ink" xmlns:am3d="http://schemas.microsoft.com/office/drawing/2017/model3d" xmlns:o="urn:schemas-microsoft-com:office:office" xmlns:r="http://schemas.openxmlformats.org/officeDocument/2006/relationships" xmlns:m="http://schemas.openxmlformats.org/officeDocument/2006/math" xmlns:v="urn:schemas-microsoft-com:vml" xmlns:wp14="http://schemas.microsoft.com/office/word/2010/wordprocessingDrawing" xmlns:wp="http://schemas.openxmlformats.org/drawingml/2006/wordprocessingDrawing" xmlns:w10="urn:schemas-microsoft-com:office:word" xmlns:w="http://schemas.openxmlformats.org/wordprocessingml/2006/main" xmlns:w14="http://schemas.microsoft.com/office/word/2010/wordml" xmlns:w15="http://schemas.microsoft.com/office/word/2012/wordml" xmlns:w16cex="http://schemas.microsoft.com/office/word/2018/wordml/cex" xmlns:w16cid="http://schemas.microsoft.com/office/word/2016/wordml/cid" xmlns:w16="http://schemas.microsoft.com/office/word/2018/wordml" xmlns:w16sdtdh="http://schemas.microsoft.com/office/word/2020/wordml/sdtdatahash" xmlns:w16se="http://schemas.microsoft.com/office/word/2015/wordml/symex" xmlns:wpg="http://schemas.microsoft.com/office/word/2010/wordprocessingGroup" xmlns:wpi="http://schemas.microsoft.com/office/word/2010/wordprocessingInk" xmlns:wne="http://schemas.microsoft.com/office/word/2006/wordml" xmlns:wps="http://schemas.microsoft.com/office/word/2010/wordprocessingShape" mc:Ignorable="w14 w15 w16se w16cid w16 w16cex w16sdtdh wp14">
+<w:document xmlns:wpc="http://schemas.microsoft.com/office/word/2010/wordprocessingCanvas" xmlns:cx="http://schemas.microsoft.com/office/drawing/2014/chartex" xmlns:cx1="http://schemas.microsoft.com/office/drawing/2015/9/8/chartex" xmlns:cx2="http://schemas.microsoft.com/office/drawing/2015/10/21/chartex" xmlns:cx3="http://schemas.microsoft.com/office/drawing/2016/5/9/chartex" xmlns:cx4="http://schemas.microsoft.com/office/drawing/2016/5/10/chartex" xmlns:cx5="http://schemas.microsoft.com/office/drawing/2016/5/11/chartex" xmlns:cx6="http://schemas.microsoft.com/office/drawing/2016/5/12/chartex" xmlns:cx7="http://schemas.microsoft.com/office/drawing/2016/5/13/chartex" xmlns:cx8="http://schemas.microsoft.com/office/drawing/2016/5/14/chartex" xmlns:mc="http://schemas.openxmlformats.org/markup-compatibility/2006" xmlns:aink="http://schemas.microsoft.com/office/drawing/2016/ink" xmlns:am3d="http://schemas.microsoft.com/office/drawing/2017/model3d" xmlns:o="urn:schemas-microsoft-com:office:office" xmlns:oel="http://schemas.microsoft.com/office/2019/extlst" xmlns:r="http://schemas.openxmlformats.org/officeDocument/2006/relationships" xmlns:m="http://schemas.openxmlformats.org/officeDocument/2006/math" xmlns:v="urn:schemas-microsoft-com:vml" xmlns:wp14="http://schemas.microsoft.com/office/word/2010/wordprocessingDrawing" xmlns:wp="http://schemas.openxmlformats.org/drawingml/2006/wordprocessingDrawing" xmlns:w10="urn:schemas-microsoft-com:office:word" xmlns:w="http://schemas.openxmlformats.org/wordprocessingml/2006/main" xmlns:w14="http://schemas.microsoft.com/office/word/2010/wordml" xmlns:w15="http://schemas.microsoft.com/office/word/2012/wordml" xmlns:w16cex="http://schemas.microsoft.com/office/word/2018/wordml/cex" xmlns:w16cid="http://schemas.microsoft.com/office/word/2016/wordml/cid" xmlns:w16="http://schemas.microsoft.com/office/word/2018/wordml" xmlns:w16du="http://schemas.microsoft.com/office/word/2023/wordml/word16du" xmlns:w16sdtdh="http://schemas.microsoft.com/office/word/2020/wordml/sdtdatahash" xmlns:w16sdtfl="http://schemas.microsoft.com/office/word/2024/wordml/sdtformatlock" xmlns:w16se="http://schemas.microsoft.com/office/word/2015/wordml/symex" xmlns:wpg="http://schemas.microsoft.com/office/word/2010/wordprocessingGroup" xmlns:wpi="http://schemas.microsoft.com/office/word/2010/wordprocessingInk" xmlns:wne="http://schemas.microsoft.com/office/word/2006/wordml" xmlns:wps="http://schemas.microsoft.com/office/word/2010/wordprocessingShape" mc:Ignorable="w14 w15 w16se w16cid w16 w16cex w16sdtdh w16sdtfl w16du wp14">
   <w:body>
     <w:tbl>
       <w:tblPr>
@@ -370,6 +370,14 @@
                 <w:bCs/>
               </w:rPr>
             </w:pPr>
+            <w:r>
+              <w:rPr>
+                <w:rFonts w:ascii="Times New Roman" w:hAnsi="Times New Roman" w:cs="Times New Roman"/>
+                <w:b/>
+                <w:bCs/>
+              </w:rPr>
+              <w:t>{{characteristics1}}</w:t>
+            </w:r>
           </w:p>
         </w:tc>
         <w:tc>
@@ -1648,6 +1656,30 @@
                 <w:rFonts w:ascii="Times New Roman" w:hAnsi="Times New Roman" w:cs="Times New Roman"/>
               </w:rPr>
             </w:pPr>
+            <w:r>
+              <w:rPr>
+                <w:rFonts w:ascii="Times New Roman" w:hAnsi="Times New Roman" w:cs="Times New Roman"/>
+                <w:b/>
+                <w:bCs/>
+              </w:rPr>
+              <w:t>{{</w:t>
+            </w:r>
+            <w:r>
+              <w:rPr>
+                <w:rFonts w:ascii="Times New Roman" w:hAnsi="Times New Roman" w:cs="Times New Roman"/>
+                <w:b/>
+                <w:bCs/>
+              </w:rPr>
+              <w:t>expectedDate1</w:t>
+            </w:r>
+            <w:r>
+              <w:rPr>
+                <w:rFonts w:ascii="Times New Roman" w:hAnsi="Times New Roman" w:cs="Times New Roman"/>
+                <w:b/>
+                <w:bCs/>
+              </w:rPr>
+              <w:t>}}</w:t>
+            </w:r>
           </w:p>
         </w:tc>
         <w:tc>
@@ -2225,6 +2257,38 @@
               <w:t>Hàm lượng</w:t>
             </w:r>
           </w:p>
+          <w:p>
+            <w:pPr>
+              <w:spacing w:before="20" w:after="20" w:line="276" w:lineRule="auto"/>
+              <w:rPr>
+                <w:rFonts w:ascii="Times New Roman" w:hAnsi="Times New Roman" w:cs="Times New Roman"/>
+              </w:rPr>
+            </w:pPr>
+            <w:r>
+              <w:rPr>
+                <w:rFonts w:ascii="Times New Roman" w:hAnsi="Times New Roman" w:cs="Times New Roman"/>
+                <w:b/>
+                <w:bCs/>
+              </w:rPr>
+              <w:t>{{characteristics</w:t>
+            </w:r>
+            <w:r>
+              <w:rPr>
+                <w:rFonts w:ascii="Times New Roman" w:hAnsi="Times New Roman" w:cs="Times New Roman"/>
+                <w:b/>
+                <w:bCs/>
+              </w:rPr>
+              <w:t>2</w:t>
+            </w:r>
+            <w:r>
+              <w:rPr>
+                <w:rFonts w:ascii="Times New Roman" w:hAnsi="Times New Roman" w:cs="Times New Roman"/>
+                <w:b/>
+                <w:bCs/>
+              </w:rPr>
+              <w:t>}}</w:t>
+            </w:r>
+          </w:p>
         </w:tc>
         <w:tc>
           <w:tcPr>
@@ -3468,6 +3532,38 @@
                 <w:rFonts w:ascii="Times New Roman" w:hAnsi="Times New Roman" w:cs="Times New Roman"/>
               </w:rPr>
             </w:pPr>
+            <w:r>
+              <w:rPr>
+                <w:rFonts w:ascii="Times New Roman" w:hAnsi="Times New Roman" w:cs="Times New Roman"/>
+                <w:b/>
+                <w:bCs/>
+              </w:rPr>
+              <w:t>{{</w:t>
+            </w:r>
+            <w:r>
+              <w:rPr>
+                <w:rFonts w:ascii="Times New Roman" w:hAnsi="Times New Roman" w:cs="Times New Roman"/>
+                <w:b/>
+                <w:bCs/>
+              </w:rPr>
+              <w:t>expectedDate</w:t>
+            </w:r>
+            <w:r>
+              <w:rPr>
+                <w:rFonts w:ascii="Times New Roman" w:hAnsi="Times New Roman" w:cs="Times New Roman"/>
+                <w:b/>
+                <w:bCs/>
+              </w:rPr>
+              <w:t>2</w:t>
+            </w:r>
+            <w:r>
+              <w:rPr>
+                <w:rFonts w:ascii="Times New Roman" w:hAnsi="Times New Roman" w:cs="Times New Roman"/>
+                <w:b/>
+                <w:bCs/>
+              </w:rPr>
+              <w:t>}}</w:t>
+            </w:r>
           </w:p>
         </w:tc>
         <w:tc>
@@ -3765,7 +3861,7 @@
 </file>
 
 <file path=word/endnotes.xml><?xml version="1.0" encoding="utf-8"?>
-<w:endnotes xmlns:wpc="http://schemas.microsoft.com/office/word/2010/wordprocessingCanvas" xmlns:cx="http://schemas.microsoft.com/office/drawing/2014/chartex" xmlns:cx1="http://schemas.microsoft.com/office/drawing/2015/9/8/chartex" xmlns:cx2="http://schemas.microsoft.com/office/drawing/2015/10/21/chartex" xmlns:cx3="http://schemas.microsoft.com/office/drawing/2016/5/9/chartex" xmlns:cx4="http://schemas.microsoft.com/office/drawing/2016/5/10/chartex" xmlns:cx5="http://schemas.microsoft.com/office/drawing/2016/5/11/chartex" xmlns:cx6="http://schemas.microsoft.com/office/drawing/2016/5/12/chartex" xmlns:cx7="http://schemas.microsoft.com/office/drawing/2016/5/13/chartex" xmlns:cx8="http://schemas.microsoft.com/office/drawing/2016/5/14/chartex" xmlns:mc="http://schemas.openxmlformats.org/markup-compatibility/2006" xmlns:aink="http://schemas.microsoft.com/office/drawing/2016/ink" xmlns:am3d="http://schemas.microsoft.com/office/drawing/2017/model3d" xmlns:o="urn:schemas-microsoft-com:office:office" xmlns:r="http://schemas.openxmlformats.org/officeDocument/2006/relationships" xmlns:m="http://schemas.openxmlformats.org/officeDocument/2006/math" xmlns:v="urn:schemas-microsoft-com:vml" xmlns:wp14="http://schemas.microsoft.com/office/word/2010/wordprocessingDrawing" xmlns:wp="http://schemas.openxmlformats.org/drawingml/2006/wordprocessingDrawing" xmlns:w10="urn:schemas-microsoft-com:office:word" xmlns:w="http://schemas.openxmlformats.org/wordprocessingml/2006/main" xmlns:w14="http://schemas.microsoft.com/office/word/2010/wordml" xmlns:w15="http://schemas.microsoft.com/office/word/2012/wordml" xmlns:w16cex="http://schemas.microsoft.com/office/word/2018/wordml/cex" xmlns:w16cid="http://schemas.microsoft.com/office/word/2016/wordml/cid" xmlns:w16="http://schemas.microsoft.com/office/word/2018/wordml" xmlns:w16sdtdh="http://schemas.microsoft.com/office/word/2020/wordml/sdtdatahash" xmlns:w16se="http://schemas.microsoft.com/office/word/2015/wordml/symex" xmlns:wpg="http://schemas.microsoft.com/office/word/2010/wordprocessingGroup" xmlns:wpi="http://schemas.microsoft.com/office/word/2010/wordprocessingInk" xmlns:wne="http://schemas.microsoft.com/office/word/2006/wordml" xmlns:wps="http://schemas.microsoft.com/office/word/2010/wordprocessingShape" mc:Ignorable="w14 w15 w16se w16cid w16 w16cex w16sdtdh wp14">
+<w:endnotes xmlns:wpc="http://schemas.microsoft.com/office/word/2010/wordprocessingCanvas" xmlns:cx="http://schemas.microsoft.com/office/drawing/2014/chartex" xmlns:cx1="http://schemas.microsoft.com/office/drawing/2015/9/8/chartex" xmlns:cx2="http://schemas.microsoft.com/office/drawing/2015/10/21/chartex" xmlns:cx3="http://schemas.microsoft.com/office/drawing/2016/5/9/chartex" xmlns:cx4="http://schemas.microsoft.com/office/drawing/2016/5/10/chartex" xmlns:cx5="http://schemas.microsoft.com/office/drawing/2016/5/11/chartex" xmlns:cx6="http://schemas.microsoft.com/office/drawing/2016/5/12/chartex" xmlns:cx7="http://schemas.microsoft.com/office/drawing/2016/5/13/chartex" xmlns:cx8="http://schemas.microsoft.com/office/drawing/2016/5/14/chartex" xmlns:mc="http://schemas.openxmlformats.org/markup-compatibility/2006" xmlns:aink="http://schemas.microsoft.com/office/drawing/2016/ink" xmlns:am3d="http://schemas.microsoft.com/office/drawing/2017/model3d" xmlns:o="urn:schemas-microsoft-com:office:office" xmlns:oel="http://schemas.microsoft.com/office/2019/extlst" xmlns:r="http://schemas.openxmlformats.org/officeDocument/2006/relationships" xmlns:m="http://schemas.openxmlformats.org/officeDocument/2006/math" xmlns:v="urn:schemas-microsoft-com:vml" xmlns:wp14="http://schemas.microsoft.com/office/word/2010/wordprocessingDrawing" xmlns:wp="http://schemas.openxmlformats.org/drawingml/2006/wordprocessingDrawing" xmlns:w10="urn:schemas-microsoft-com:office:word" xmlns:w="http://schemas.openxmlformats.org/wordprocessingml/2006/main" xmlns:w14="http://schemas.microsoft.com/office/word/2010/wordml" xmlns:w15="http://schemas.microsoft.com/office/word/2012/wordml" xmlns:w16cex="http://schemas.microsoft.com/office/word/2018/wordml/cex" xmlns:w16cid="http://schemas.microsoft.com/office/word/2016/wordml/cid" xmlns:w16="http://schemas.microsoft.com/office/word/2018/wordml" xmlns:w16du="http://schemas.microsoft.com/office/word/2023/wordml/word16du" xmlns:w16sdtdh="http://schemas.microsoft.com/office/word/2020/wordml/sdtdatahash" xmlns:w16sdtfl="http://schemas.microsoft.com/office/word/2024/wordml/sdtformatlock" xmlns:w16se="http://schemas.microsoft.com/office/word/2015/wordml/symex" xmlns:wpg="http://schemas.microsoft.com/office/word/2010/wordprocessingGroup" xmlns:wpi="http://schemas.microsoft.com/office/word/2010/wordprocessingInk" xmlns:wne="http://schemas.microsoft.com/office/word/2006/wordml" xmlns:wps="http://schemas.microsoft.com/office/word/2010/wordprocessingShape" mc:Ignorable="w14 w15 w16se w16cid w16 w16cex w16sdtdh w16sdtfl w16du wp14">
   <w:endnote w:type="separator" w:id="-1">
     <w:p>
       <w:pPr>
@@ -3790,7 +3886,7 @@
 </file>
 
 <file path=word/footer1.xml><?xml version="1.0" encoding="utf-8"?>
-<w:ftr xmlns:wpc="http://schemas.microsoft.com/office/word/2010/wordprocessingCanvas" xmlns:cx="http://schemas.microsoft.com/office/drawing/2014/chartex" xmlns:cx1="http://schemas.microsoft.com/office/drawing/2015/9/8/chartex" xmlns:cx2="http://schemas.microsoft.com/office/drawing/2015/10/21/chartex" xmlns:cx3="http://schemas.microsoft.com/office/drawing/2016/5/9/chartex" xmlns:cx4="http://schemas.microsoft.com/office/drawing/2016/5/10/chartex" xmlns:cx5="http://schemas.microsoft.com/office/drawing/2016/5/11/chartex" xmlns:cx6="http://schemas.microsoft.com/office/drawing/2016/5/12/chartex" xmlns:cx7="http://schemas.microsoft.com/office/drawing/2016/5/13/chartex" xmlns:cx8="http://schemas.microsoft.com/office/drawing/2016/5/14/chartex" xmlns:mc="http://schemas.openxmlformats.org/markup-compatibility/2006" xmlns:aink="http://schemas.microsoft.com/office/drawing/2016/ink" xmlns:am3d="http://schemas.microsoft.com/office/drawing/2017/model3d" xmlns:o="urn:schemas-microsoft-com:office:office" xmlns:r="http://schemas.openxmlformats.org/officeDocument/2006/relationships" xmlns:m="http://schemas.openxmlformats.org/officeDocument/2006/math" xmlns:v="urn:schemas-microsoft-com:vml" xmlns:wp14="http://schemas.microsoft.com/office/word/2010/wordprocessingDrawing" xmlns:wp="http://schemas.openxmlformats.org/drawingml/2006/wordprocessingDrawing" xmlns:w10="urn:schemas-microsoft-com:office:word" xmlns:w="http://schemas.openxmlformats.org/wordprocessingml/2006/main" xmlns:w14="http://schemas.microsoft.com/office/word/2010/wordml" xmlns:w15="http://schemas.microsoft.com/office/word/2012/wordml" xmlns:w16cex="http://schemas.microsoft.com/office/word/2018/wordml/cex" xmlns:w16cid="http://schemas.microsoft.com/office/word/2016/wordml/cid" xmlns:w16="http://schemas.microsoft.com/office/word/2018/wordml" xmlns:w16sdtdh="http://schemas.microsoft.com/office/word/2020/wordml/sdtdatahash" xmlns:w16se="http://schemas.microsoft.com/office/word/2015/wordml/symex" xmlns:wpg="http://schemas.microsoft.com/office/word/2010/wordprocessingGroup" xmlns:wpi="http://schemas.microsoft.com/office/word/2010/wordprocessingInk" xmlns:wne="http://schemas.microsoft.com/office/word/2006/wordml" xmlns:wps="http://schemas.microsoft.com/office/word/2010/wordprocessingShape" mc:Ignorable="w14 w15 w16se w16cid w16 w16cex w16sdtdh wp14">
+<w:ftr xmlns:wpc="http://schemas.microsoft.com/office/word/2010/wordprocessingCanvas" xmlns:cx="http://schemas.microsoft.com/office/drawing/2014/chartex" xmlns:cx1="http://schemas.microsoft.com/office/drawing/2015/9/8/chartex" xmlns:cx2="http://schemas.microsoft.com/office/drawing/2015/10/21/chartex" xmlns:cx3="http://schemas.microsoft.com/office/drawing/2016/5/9/chartex" xmlns:cx4="http://schemas.microsoft.com/office/drawing/2016/5/10/chartex" xmlns:cx5="http://schemas.microsoft.com/office/drawing/2016/5/11/chartex" xmlns:cx6="http://schemas.microsoft.com/office/drawing/2016/5/12/chartex" xmlns:cx7="http://schemas.microsoft.com/office/drawing/2016/5/13/chartex" xmlns:cx8="http://schemas.microsoft.com/office/drawing/2016/5/14/chartex" xmlns:mc="http://schemas.openxmlformats.org/markup-compatibility/2006" xmlns:aink="http://schemas.microsoft.com/office/drawing/2016/ink" xmlns:am3d="http://schemas.microsoft.com/office/drawing/2017/model3d" xmlns:o="urn:schemas-microsoft-com:office:office" xmlns:oel="http://schemas.microsoft.com/office/2019/extlst" xmlns:r="http://schemas.openxmlformats.org/officeDocument/2006/relationships" xmlns:m="http://schemas.openxmlformats.org/officeDocument/2006/math" xmlns:v="urn:schemas-microsoft-com:vml" xmlns:wp14="http://schemas.microsoft.com/office/word/2010/wordprocessingDrawing" xmlns:wp="http://schemas.openxmlformats.org/drawingml/2006/wordprocessingDrawing" xmlns:w10="urn:schemas-microsoft-com:office:word" xmlns:w="http://schemas.openxmlformats.org/wordprocessingml/2006/main" xmlns:w14="http://schemas.microsoft.com/office/word/2010/wordml" xmlns:w15="http://schemas.microsoft.com/office/word/2012/wordml" xmlns:w16cex="http://schemas.microsoft.com/office/word/2018/wordml/cex" xmlns:w16cid="http://schemas.microsoft.com/office/word/2016/wordml/cid" xmlns:w16="http://schemas.microsoft.com/office/word/2018/wordml" xmlns:w16du="http://schemas.microsoft.com/office/word/2023/wordml/word16du" xmlns:w16sdtdh="http://schemas.microsoft.com/office/word/2020/wordml/sdtdatahash" xmlns:w16sdtfl="http://schemas.microsoft.com/office/word/2024/wordml/sdtformatlock" xmlns:w16se="http://schemas.microsoft.com/office/word/2015/wordml/symex" xmlns:wpg="http://schemas.microsoft.com/office/word/2010/wordprocessingGroup" xmlns:wpi="http://schemas.microsoft.com/office/word/2010/wordprocessingInk" xmlns:wne="http://schemas.microsoft.com/office/word/2006/wordml" xmlns:wps="http://schemas.microsoft.com/office/word/2010/wordprocessingShape" mc:Ignorable="w14 w15 w16se w16cid w16 w16cex w16sdtdh w16sdtfl w16du wp14">
   <w:p>
     <w:pPr>
       <w:pStyle w:val="Footer"/>
@@ -3833,7 +3929,7 @@
 </file>
 
 <file path=word/footnotes.xml><?xml version="1.0" encoding="utf-8"?>
-<w:footnotes xmlns:wpc="http://schemas.microsoft.com/office/word/2010/wordprocessingCanvas" xmlns:cx="http://schemas.microsoft.com/office/drawing/2014/chartex" xmlns:cx1="http://schemas.microsoft.com/office/drawing/2015/9/8/chartex" xmlns:cx2="http://schemas.microsoft.com/office/drawing/2015/10/21/chartex" xmlns:cx3="http://schemas.microsoft.com/office/drawing/2016/5/9/chartex" xmlns:cx4="http://schemas.microsoft.com/office/drawing/2016/5/10/chartex" xmlns:cx5="http://schemas.microsoft.com/office/drawing/2016/5/11/chartex" xmlns:cx6="http://schemas.microsoft.com/office/drawing/2016/5/12/chartex" xmlns:cx7="http://schemas.microsoft.com/office/drawing/2016/5/13/chartex" xmlns:cx8="http://schemas.microsoft.com/office/drawing/2016/5/14/chartex" xmlns:mc="http://schemas.openxmlformats.org/markup-compatibility/2006" xmlns:aink="http://schemas.microsoft.com/office/drawing/2016/ink" xmlns:am3d="http://schemas.microsoft.com/office/drawing/2017/model3d" xmlns:o="urn:schemas-microsoft-com:office:office" xmlns:r="http://schemas.openxmlformats.org/officeDocument/2006/relationships" xmlns:m="http://schemas.openxmlformats.org/officeDocument/2006/math" xmlns:v="urn:schemas-microsoft-com:vml" xmlns:wp14="http://schemas.microsoft.com/office/word/2010/wordprocessingDrawing" xmlns:wp="http://schemas.openxmlformats.org/drawingml/2006/wordprocessingDrawing" xmlns:w10="urn:schemas-microsoft-com:office:word" xmlns:w="http://schemas.openxmlformats.org/wordprocessingml/2006/main" xmlns:w14="http://schemas.microsoft.com/office/word/2010/wordml" xmlns:w15="http://schemas.microsoft.com/office/word/2012/wordml" xmlns:w16cex="http://schemas.microsoft.com/office/word/2018/wordml/cex" xmlns:w16cid="http://schemas.microsoft.com/office/word/2016/wordml/cid" xmlns:w16="http://schemas.microsoft.com/office/word/2018/wordml" xmlns:w16sdtdh="http://schemas.microsoft.com/office/word/2020/wordml/sdtdatahash" xmlns:w16se="http://schemas.microsoft.com/office/word/2015/wordml/symex" xmlns:wpg="http://schemas.microsoft.com/office/word/2010/wordprocessingGroup" xmlns:wpi="http://schemas.microsoft.com/office/word/2010/wordprocessingInk" xmlns:wne="http://schemas.microsoft.com/office/word/2006/wordml" xmlns:wps="http://schemas.microsoft.com/office/word/2010/wordprocessingShape" mc:Ignorable="w14 w15 w16se w16cid w16 w16cex w16sdtdh wp14">
+<w:footnotes xmlns:wpc="http://schemas.microsoft.com/office/word/2010/wordprocessingCanvas" xmlns:cx="http://schemas.microsoft.com/office/drawing/2014/chartex" xmlns:cx1="http://schemas.microsoft.com/office/drawing/2015/9/8/chartex" xmlns:cx2="http://schemas.microsoft.com/office/drawing/2015/10/21/chartex" xmlns:cx3="http://schemas.microsoft.com/office/drawing/2016/5/9/chartex" xmlns:cx4="http://schemas.microsoft.com/office/drawing/2016/5/10/chartex" xmlns:cx5="http://schemas.microsoft.com/office/drawing/2016/5/11/chartex" xmlns:cx6="http://schemas.microsoft.com/office/drawing/2016/5/12/chartex" xmlns:cx7="http://schemas.microsoft.com/office/drawing/2016/5/13/chartex" xmlns:cx8="http://schemas.microsoft.com/office/drawing/2016/5/14/chartex" xmlns:mc="http://schemas.openxmlformats.org/markup-compatibility/2006" xmlns:aink="http://schemas.microsoft.com/office/drawing/2016/ink" xmlns:am3d="http://schemas.microsoft.com/office/drawing/2017/model3d" xmlns:o="urn:schemas-microsoft-com:office:office" xmlns:oel="http://schemas.microsoft.com/office/2019/extlst" xmlns:r="http://schemas.openxmlformats.org/officeDocument/2006/relationships" xmlns:m="http://schemas.openxmlformats.org/officeDocument/2006/math" xmlns:v="urn:schemas-microsoft-com:vml" xmlns:wp14="http://schemas.microsoft.com/office/word/2010/wordprocessingDrawing" xmlns:wp="http://schemas.openxmlformats.org/drawingml/2006/wordprocessingDrawing" xmlns:w10="urn:schemas-microsoft-com:office:word" xmlns:w="http://schemas.openxmlformats.org/wordprocessingml/2006/main" xmlns:w14="http://schemas.microsoft.com/office/word/2010/wordml" xmlns:w15="http://schemas.microsoft.com/office/word/2012/wordml" xmlns:w16cex="http://schemas.microsoft.com/office/word/2018/wordml/cex" xmlns:w16cid="http://schemas.microsoft.com/office/word/2016/wordml/cid" xmlns:w16="http://schemas.microsoft.com/office/word/2018/wordml" xmlns:w16du="http://schemas.microsoft.com/office/word/2023/wordml/word16du" xmlns:w16sdtdh="http://schemas.microsoft.com/office/word/2020/wordml/sdtdatahash" xmlns:w16sdtfl="http://schemas.microsoft.com/office/word/2024/wordml/sdtformatlock" xmlns:w16se="http://schemas.microsoft.com/office/word/2015/wordml/symex" xmlns:wpg="http://schemas.microsoft.com/office/word/2010/wordprocessingGroup" xmlns:wpi="http://schemas.microsoft.com/office/word/2010/wordprocessingInk" xmlns:wne="http://schemas.microsoft.com/office/word/2006/wordml" xmlns:wps="http://schemas.microsoft.com/office/word/2010/wordprocessingShape" mc:Ignorable="w14 w15 w16se w16cid w16 w16cex w16sdtdh w16sdtfl w16du wp14">
   <w:footnote w:type="separator" w:id="-1">
     <w:p>
       <w:pPr>
@@ -3858,7 +3954,7 @@
 </file>
 
 <file path=word/header1.xml><?xml version="1.0" encoding="utf-8"?>
-<w:hdr xmlns:wpc="http://schemas.microsoft.com/office/word/2010/wordprocessingCanvas" xmlns:cx="http://schemas.microsoft.com/office/drawing/2014/chartex" xmlns:cx1="http://schemas.microsoft.com/office/drawing/2015/9/8/chartex" xmlns:cx2="http://schemas.microsoft.com/office/drawing/2015/10/21/chartex" xmlns:cx3="http://schemas.microsoft.com/office/drawing/2016/5/9/chartex" xmlns:cx4="http://schemas.microsoft.com/office/drawing/2016/5/10/chartex" xmlns:cx5="http://schemas.microsoft.com/office/drawing/2016/5/11/chartex" xmlns:cx6="http://schemas.microsoft.com/office/drawing/2016/5/12/chartex" xmlns:cx7="http://schemas.microsoft.com/office/drawing/2016/5/13/chartex" xmlns:cx8="http://schemas.microsoft.com/office/drawing/2016/5/14/chartex" xmlns:mc="http://schemas.openxmlformats.org/markup-compatibility/2006" xmlns:aink="http://schemas.microsoft.com/office/drawing/2016/ink" xmlns:am3d="http://schemas.microsoft.com/office/drawing/2017/model3d" xmlns:o="urn:schemas-microsoft-com:office:office" xmlns:r="http://schemas.openxmlformats.org/officeDocument/2006/relationships" xmlns:m="http://schemas.openxmlformats.org/officeDocument/2006/math" xmlns:v="urn:schemas-microsoft-com:vml" xmlns:wp14="http://schemas.microsoft.com/office/word/2010/wordprocessingDrawing" xmlns:wp="http://schemas.openxmlformats.org/drawingml/2006/wordprocessingDrawing" xmlns:w10="urn:schemas-microsoft-com:office:word" xmlns:w="http://schemas.openxmlformats.org/wordprocessingml/2006/main" xmlns:w14="http://schemas.microsoft.com/office/word/2010/wordml" xmlns:w15="http://schemas.microsoft.com/office/word/2012/wordml" xmlns:w16cex="http://schemas.microsoft.com/office/word/2018/wordml/cex" xmlns:w16cid="http://schemas.microsoft.com/office/word/2016/wordml/cid" xmlns:w16="http://schemas.microsoft.com/office/word/2018/wordml" xmlns:w16sdtdh="http://schemas.microsoft.com/office/word/2020/wordml/sdtdatahash" xmlns:w16se="http://schemas.microsoft.com/office/word/2015/wordml/symex" xmlns:wpg="http://schemas.microsoft.com/office/word/2010/wordprocessingGroup" xmlns:wpi="http://schemas.microsoft.com/office/word/2010/wordprocessingInk" xmlns:wne="http://schemas.microsoft.com/office/word/2006/wordml" xmlns:wps="http://schemas.microsoft.com/office/word/2010/wordprocessingShape" mc:Ignorable="w14 w15 w16se w16cid w16 w16cex w16sdtdh wp14">
+<w:hdr xmlns:wpc="http://schemas.microsoft.com/office/word/2010/wordprocessingCanvas" xmlns:cx="http://schemas.microsoft.com/office/drawing/2014/chartex" xmlns:cx1="http://schemas.microsoft.com/office/drawing/2015/9/8/chartex" xmlns:cx2="http://schemas.microsoft.com/office/drawing/2015/10/21/chartex" xmlns:cx3="http://schemas.microsoft.com/office/drawing/2016/5/9/chartex" xmlns:cx4="http://schemas.microsoft.com/office/drawing/2016/5/10/chartex" xmlns:cx5="http://schemas.microsoft.com/office/drawing/2016/5/11/chartex" xmlns:cx6="http://schemas.microsoft.com/office/drawing/2016/5/12/chartex" xmlns:cx7="http://schemas.microsoft.com/office/drawing/2016/5/13/chartex" xmlns:cx8="http://schemas.microsoft.com/office/drawing/2016/5/14/chartex" xmlns:mc="http://schemas.openxmlformats.org/markup-compatibility/2006" xmlns:aink="http://schemas.microsoft.com/office/drawing/2016/ink" xmlns:am3d="http://schemas.microsoft.com/office/drawing/2017/model3d" xmlns:o="urn:schemas-microsoft-com:office:office" xmlns:oel="http://schemas.microsoft.com/office/2019/extlst" xmlns:r="http://schemas.openxmlformats.org/officeDocument/2006/relationships" xmlns:m="http://schemas.openxmlformats.org/officeDocument/2006/math" xmlns:v="urn:schemas-microsoft-com:vml" xmlns:wp14="http://schemas.microsoft.com/office/word/2010/wordprocessingDrawing" xmlns:wp="http://schemas.openxmlformats.org/drawingml/2006/wordprocessingDrawing" xmlns:w10="urn:schemas-microsoft-com:office:word" xmlns:w="http://schemas.openxmlformats.org/wordprocessingml/2006/main" xmlns:w14="http://schemas.microsoft.com/office/word/2010/wordml" xmlns:w15="http://schemas.microsoft.com/office/word/2012/wordml" xmlns:w16cex="http://schemas.microsoft.com/office/word/2018/wordml/cex" xmlns:w16cid="http://schemas.microsoft.com/office/word/2016/wordml/cid" xmlns:w16="http://schemas.microsoft.com/office/word/2018/wordml" xmlns:w16du="http://schemas.microsoft.com/office/word/2023/wordml/word16du" xmlns:w16sdtdh="http://schemas.microsoft.com/office/word/2020/wordml/sdtdatahash" xmlns:w16sdtfl="http://schemas.microsoft.com/office/word/2024/wordml/sdtformatlock" xmlns:w16se="http://schemas.microsoft.com/office/word/2015/wordml/symex" xmlns:wpg="http://schemas.microsoft.com/office/word/2010/wordprocessingGroup" xmlns:wpi="http://schemas.microsoft.com/office/word/2010/wordprocessingInk" xmlns:wne="http://schemas.microsoft.com/office/word/2006/wordml" xmlns:wps="http://schemas.microsoft.com/office/word/2010/wordprocessingShape" mc:Ignorable="w14 w15 w16se w16cid w16 w16cex w16sdtdh w16sdtfl w16du wp14">
   <w:p>
     <w:pPr>
       <w:pStyle w:val="Header"/>
@@ -3886,7 +3982,7 @@
 </file>
 
 <file path=word/styles.xml><?xml version="1.0" encoding="utf-8"?>
-<w:styles xmlns:mc="http://schemas.openxmlformats.org/markup-compatibility/2006" xmlns:r="http://schemas.openxmlformats.org/officeDocument/2006/relationships" xmlns:w="http://schemas.openxmlformats.org/wordprocessingml/2006/main" xmlns:w14="http://schemas.microsoft.com/office/word/2010/wordml" xmlns:w15="http://schemas.microsoft.com/office/word/2012/wordml" xmlns:w16cex="http://schemas.microsoft.com/office/word/2018/wordml/cex" xmlns:w16cid="http://schemas.microsoft.com/office/word/2016/wordml/cid" xmlns:w16="http://schemas.microsoft.com/office/word/2018/wordml" xmlns:w16sdtdh="http://schemas.microsoft.com/office/word/2020/wordml/sdtdatahash" xmlns:w16se="http://schemas.microsoft.com/office/word/2015/wordml/symex" mc:Ignorable="w14 w15 w16se w16cid w16 w16cex w16sdtdh">
+<w:styles xmlns:mc="http://schemas.openxmlformats.org/markup-compatibility/2006" xmlns:r="http://schemas.openxmlformats.org/officeDocument/2006/relationships" xmlns:w="http://schemas.openxmlformats.org/wordprocessingml/2006/main" xmlns:w14="http://schemas.microsoft.com/office/word/2010/wordml" xmlns:w15="http://schemas.microsoft.com/office/word/2012/wordml" xmlns:w16cex="http://schemas.microsoft.com/office/word/2018/wordml/cex" xmlns:w16cid="http://schemas.microsoft.com/office/word/2016/wordml/cid" xmlns:w16="http://schemas.microsoft.com/office/word/2018/wordml" xmlns:w16du="http://schemas.microsoft.com/office/word/2023/wordml/word16du" xmlns:w16sdtdh="http://schemas.microsoft.com/office/word/2020/wordml/sdtdatahash" xmlns:w16sdtfl="http://schemas.microsoft.com/office/word/2024/wordml/sdtformatlock" xmlns:w16se="http://schemas.microsoft.com/office/word/2015/wordml/symex" mc:Ignorable="w14 w15 w16se w16cid w16 w16cex w16sdtdh w16sdtfl w16du">
   <w:docDefaults>
     <w:rPrDefault>
       <w:rPr>

--- a/AHX-SAMPLELIST.docx
+++ b/AHX-SAMPLELIST.docx
@@ -1,6 +1,6 @@
 
 <file path=word/document.xml><?xml version="1.0" encoding="utf-8"?>
-<w:document xmlns:wpc="http://schemas.microsoft.com/office/word/2010/wordprocessingCanvas" xmlns:cx="http://schemas.microsoft.com/office/drawing/2014/chartex" xmlns:cx1="http://schemas.microsoft.com/office/drawing/2015/9/8/chartex" xmlns:cx2="http://schemas.microsoft.com/office/drawing/2015/10/21/chartex" xmlns:cx3="http://schemas.microsoft.com/office/drawing/2016/5/9/chartex" xmlns:cx4="http://schemas.microsoft.com/office/drawing/2016/5/10/chartex" xmlns:cx5="http://schemas.microsoft.com/office/drawing/2016/5/11/chartex" xmlns:cx6="http://schemas.microsoft.com/office/drawing/2016/5/12/chartex" xmlns:cx7="http://schemas.microsoft.com/office/drawing/2016/5/13/chartex" xmlns:cx8="http://schemas.microsoft.com/office/drawing/2016/5/14/chartex" xmlns:mc="http://schemas.openxmlformats.org/markup-compatibility/2006" xmlns:aink="http://schemas.microsoft.com/office/drawing/2016/ink" xmlns:am3d="http://schemas.microsoft.com/office/drawing/2017/model3d" xmlns:o="urn:schemas-microsoft-com:office:office" xmlns:r="http://schemas.openxmlformats.org/officeDocument/2006/relationships" xmlns:m="http://schemas.openxmlformats.org/officeDocument/2006/math" xmlns:v="urn:schemas-microsoft-com:vml" xmlns:wp14="http://schemas.microsoft.com/office/word/2010/wordprocessingDrawing" xmlns:wp="http://schemas.openxmlformats.org/drawingml/2006/wordprocessingDrawing" xmlns:w10="urn:schemas-microsoft-com:office:word" xmlns:w="http://schemas.openxmlformats.org/wordprocessingml/2006/main" xmlns:w14="http://schemas.microsoft.com/office/word/2010/wordml" xmlns:w15="http://schemas.microsoft.com/office/word/2012/wordml" xmlns:w16cex="http://schemas.microsoft.com/office/word/2018/wordml/cex" xmlns:w16cid="http://schemas.microsoft.com/office/word/2016/wordml/cid" xmlns:w16="http://schemas.microsoft.com/office/word/2018/wordml" xmlns:w16sdtdh="http://schemas.microsoft.com/office/word/2020/wordml/sdtdatahash" xmlns:w16se="http://schemas.microsoft.com/office/word/2015/wordml/symex" xmlns:wpg="http://schemas.microsoft.com/office/word/2010/wordprocessingGroup" xmlns:wpi="http://schemas.microsoft.com/office/word/2010/wordprocessingInk" xmlns:wne="http://schemas.microsoft.com/office/word/2006/wordml" xmlns:wps="http://schemas.microsoft.com/office/word/2010/wordprocessingShape" mc:Ignorable="w14 w15 w16se w16cid w16 w16cex w16sdtdh wp14">
+<w:document xmlns:wpc="http://schemas.microsoft.com/office/word/2010/wordprocessingCanvas" xmlns:cx="http://schemas.microsoft.com/office/drawing/2014/chartex" xmlns:cx1="http://schemas.microsoft.com/office/drawing/2015/9/8/chartex" xmlns:cx2="http://schemas.microsoft.com/office/drawing/2015/10/21/chartex" xmlns:cx3="http://schemas.microsoft.com/office/drawing/2016/5/9/chartex" xmlns:cx4="http://schemas.microsoft.com/office/drawing/2016/5/10/chartex" xmlns:cx5="http://schemas.microsoft.com/office/drawing/2016/5/11/chartex" xmlns:cx6="http://schemas.microsoft.com/office/drawing/2016/5/12/chartex" xmlns:cx7="http://schemas.microsoft.com/office/drawing/2016/5/13/chartex" xmlns:cx8="http://schemas.microsoft.com/office/drawing/2016/5/14/chartex" xmlns:mc="http://schemas.openxmlformats.org/markup-compatibility/2006" xmlns:aink="http://schemas.microsoft.com/office/drawing/2016/ink" xmlns:am3d="http://schemas.microsoft.com/office/drawing/2017/model3d" xmlns:o="urn:schemas-microsoft-com:office:office" xmlns:oel="http://schemas.microsoft.com/office/2019/extlst" xmlns:r="http://schemas.openxmlformats.org/officeDocument/2006/relationships" xmlns:m="http://schemas.openxmlformats.org/officeDocument/2006/math" xmlns:v="urn:schemas-microsoft-com:vml" xmlns:wp14="http://schemas.microsoft.com/office/word/2010/wordprocessingDrawing" xmlns:wp="http://schemas.openxmlformats.org/drawingml/2006/wordprocessingDrawing" xmlns:w10="urn:schemas-microsoft-com:office:word" xmlns:w="http://schemas.openxmlformats.org/wordprocessingml/2006/main" xmlns:w14="http://schemas.microsoft.com/office/word/2010/wordml" xmlns:w15="http://schemas.microsoft.com/office/word/2012/wordml" xmlns:w16cex="http://schemas.microsoft.com/office/word/2018/wordml/cex" xmlns:w16cid="http://schemas.microsoft.com/office/word/2016/wordml/cid" xmlns:w16="http://schemas.microsoft.com/office/word/2018/wordml" xmlns:w16du="http://schemas.microsoft.com/office/word/2023/wordml/word16du" xmlns:w16sdtdh="http://schemas.microsoft.com/office/word/2020/wordml/sdtdatahash" xmlns:w16sdtfl="http://schemas.microsoft.com/office/word/2024/wordml/sdtformatlock" xmlns:w16se="http://schemas.microsoft.com/office/word/2015/wordml/symex" xmlns:wpg="http://schemas.microsoft.com/office/word/2010/wordprocessingGroup" xmlns:wpi="http://schemas.microsoft.com/office/word/2010/wordprocessingInk" xmlns:wne="http://schemas.microsoft.com/office/word/2006/wordml" xmlns:wps="http://schemas.microsoft.com/office/word/2010/wordprocessingShape" mc:Ignorable="w14 w15 w16se w16cid w16 w16cex w16sdtdh w16sdtfl w16du wp14">
   <w:body>
     <w:tbl>
       <w:tblPr>
@@ -364,6 +364,14 @@
                 <w:bCs/>
               </w:rPr>
             </w:pPr>
+            <w:r>
+              <w:rPr>
+                <w:rFonts w:ascii="Times New Roman" w:hAnsi="Times New Roman" w:cs="Times New Roman"/>
+                <w:b/>
+                <w:bCs/>
+              </w:rPr>
+              <w:t>{{charateristics1}}</w:t>
+            </w:r>
           </w:p>
         </w:tc>
         <w:tc>
@@ -1626,6 +1634,14 @@
                 <w:rFonts w:ascii="Times New Roman" w:hAnsi="Times New Roman" w:cs="Times New Roman"/>
               </w:rPr>
             </w:pPr>
+            <w:r>
+              <w:rPr>
+                <w:rFonts w:ascii="Times New Roman" w:hAnsi="Times New Roman" w:cs="Times New Roman"/>
+                <w:b/>
+                <w:bCs/>
+              </w:rPr>
+              <w:t>{{expectedDate1}}</w:t>
+            </w:r>
           </w:p>
         </w:tc>
         <w:tc>
@@ -2197,6 +2213,38 @@
               <w:t>Hàm lượng</w:t>
             </w:r>
           </w:p>
+          <w:p>
+            <w:pPr>
+              <w:spacing w:before="20" w:after="20" w:line="276" w:lineRule="auto"/>
+              <w:rPr>
+                <w:rFonts w:ascii="Times New Roman" w:hAnsi="Times New Roman" w:cs="Times New Roman"/>
+              </w:rPr>
+            </w:pPr>
+            <w:r>
+              <w:rPr>
+                <w:rFonts w:ascii="Times New Roman" w:hAnsi="Times New Roman" w:cs="Times New Roman"/>
+                <w:b/>
+                <w:bCs/>
+              </w:rPr>
+              <w:t>{{charateristics</w:t>
+            </w:r>
+            <w:r>
+              <w:rPr>
+                <w:rFonts w:ascii="Times New Roman" w:hAnsi="Times New Roman" w:cs="Times New Roman"/>
+                <w:b/>
+                <w:bCs/>
+              </w:rPr>
+              <w:t>2</w:t>
+            </w:r>
+            <w:r>
+              <w:rPr>
+                <w:rFonts w:ascii="Times New Roman" w:hAnsi="Times New Roman" w:cs="Times New Roman"/>
+                <w:b/>
+                <w:bCs/>
+              </w:rPr>
+              <w:t>}}</w:t>
+            </w:r>
+          </w:p>
         </w:tc>
         <w:tc>
           <w:tcPr>
@@ -3424,6 +3472,30 @@
                 <w:rFonts w:ascii="Times New Roman" w:hAnsi="Times New Roman" w:cs="Times New Roman"/>
               </w:rPr>
             </w:pPr>
+            <w:r>
+              <w:rPr>
+                <w:rFonts w:ascii="Times New Roman" w:hAnsi="Times New Roman" w:cs="Times New Roman"/>
+                <w:b/>
+                <w:bCs/>
+              </w:rPr>
+              <w:t>{{expectedDate</w:t>
+            </w:r>
+            <w:r>
+              <w:rPr>
+                <w:rFonts w:ascii="Times New Roman" w:hAnsi="Times New Roman" w:cs="Times New Roman"/>
+                <w:b/>
+                <w:bCs/>
+              </w:rPr>
+              <w:t>2</w:t>
+            </w:r>
+            <w:r>
+              <w:rPr>
+                <w:rFonts w:ascii="Times New Roman" w:hAnsi="Times New Roman" w:cs="Times New Roman"/>
+                <w:b/>
+                <w:bCs/>
+              </w:rPr>
+              <w:t>}}</w:t>
+            </w:r>
           </w:p>
         </w:tc>
         <w:tc>
@@ -3719,7 +3791,7 @@
 </file>
 
 <file path=word/endnotes.xml><?xml version="1.0" encoding="utf-8"?>
-<w:endnotes xmlns:wpc="http://schemas.microsoft.com/office/word/2010/wordprocessingCanvas" xmlns:cx="http://schemas.microsoft.com/office/drawing/2014/chartex" xmlns:cx1="http://schemas.microsoft.com/office/drawing/2015/9/8/chartex" xmlns:cx2="http://schemas.microsoft.com/office/drawing/2015/10/21/chartex" xmlns:cx3="http://schemas.microsoft.com/office/drawing/2016/5/9/chartex" xmlns:cx4="http://schemas.microsoft.com/office/drawing/2016/5/10/chartex" xmlns:cx5="http://schemas.microsoft.com/office/drawing/2016/5/11/chartex" xmlns:cx6="http://schemas.microsoft.com/office/drawing/2016/5/12/chartex" xmlns:cx7="http://schemas.microsoft.com/office/drawing/2016/5/13/chartex" xmlns:cx8="http://schemas.microsoft.com/office/drawing/2016/5/14/chartex" xmlns:mc="http://schemas.openxmlformats.org/markup-compatibility/2006" xmlns:aink="http://schemas.microsoft.com/office/drawing/2016/ink" xmlns:am3d="http://schemas.microsoft.com/office/drawing/2017/model3d" xmlns:o="urn:schemas-microsoft-com:office:office" xmlns:r="http://schemas.openxmlformats.org/officeDocument/2006/relationships" xmlns:m="http://schemas.openxmlformats.org/officeDocument/2006/math" xmlns:v="urn:schemas-microsoft-com:vml" xmlns:wp14="http://schemas.microsoft.com/office/word/2010/wordprocessingDrawing" xmlns:wp="http://schemas.openxmlformats.org/drawingml/2006/wordprocessingDrawing" xmlns:w10="urn:schemas-microsoft-com:office:word" xmlns:w="http://schemas.openxmlformats.org/wordprocessingml/2006/main" xmlns:w14="http://schemas.microsoft.com/office/word/2010/wordml" xmlns:w15="http://schemas.microsoft.com/office/word/2012/wordml" xmlns:w16cex="http://schemas.microsoft.com/office/word/2018/wordml/cex" xmlns:w16cid="http://schemas.microsoft.com/office/word/2016/wordml/cid" xmlns:w16="http://schemas.microsoft.com/office/word/2018/wordml" xmlns:w16sdtdh="http://schemas.microsoft.com/office/word/2020/wordml/sdtdatahash" xmlns:w16se="http://schemas.microsoft.com/office/word/2015/wordml/symex" xmlns:wpg="http://schemas.microsoft.com/office/word/2010/wordprocessingGroup" xmlns:wpi="http://schemas.microsoft.com/office/word/2010/wordprocessingInk" xmlns:wne="http://schemas.microsoft.com/office/word/2006/wordml" xmlns:wps="http://schemas.microsoft.com/office/word/2010/wordprocessingShape" mc:Ignorable="w14 w15 w16se w16cid w16 w16cex w16sdtdh wp14">
+<w:endnotes xmlns:wpc="http://schemas.microsoft.com/office/word/2010/wordprocessingCanvas" xmlns:cx="http://schemas.microsoft.com/office/drawing/2014/chartex" xmlns:cx1="http://schemas.microsoft.com/office/drawing/2015/9/8/chartex" xmlns:cx2="http://schemas.microsoft.com/office/drawing/2015/10/21/chartex" xmlns:cx3="http://schemas.microsoft.com/office/drawing/2016/5/9/chartex" xmlns:cx4="http://schemas.microsoft.com/office/drawing/2016/5/10/chartex" xmlns:cx5="http://schemas.microsoft.com/office/drawing/2016/5/11/chartex" xmlns:cx6="http://schemas.microsoft.com/office/drawing/2016/5/12/chartex" xmlns:cx7="http://schemas.microsoft.com/office/drawing/2016/5/13/chartex" xmlns:cx8="http://schemas.microsoft.com/office/drawing/2016/5/14/chartex" xmlns:mc="http://schemas.openxmlformats.org/markup-compatibility/2006" xmlns:aink="http://schemas.microsoft.com/office/drawing/2016/ink" xmlns:am3d="http://schemas.microsoft.com/office/drawing/2017/model3d" xmlns:o="urn:schemas-microsoft-com:office:office" xmlns:oel="http://schemas.microsoft.com/office/2019/extlst" xmlns:r="http://schemas.openxmlformats.org/officeDocument/2006/relationships" xmlns:m="http://schemas.openxmlformats.org/officeDocument/2006/math" xmlns:v="urn:schemas-microsoft-com:vml" xmlns:wp14="http://schemas.microsoft.com/office/word/2010/wordprocessingDrawing" xmlns:wp="http://schemas.openxmlformats.org/drawingml/2006/wordprocessingDrawing" xmlns:w10="urn:schemas-microsoft-com:office:word" xmlns:w="http://schemas.openxmlformats.org/wordprocessingml/2006/main" xmlns:w14="http://schemas.microsoft.com/office/word/2010/wordml" xmlns:w15="http://schemas.microsoft.com/office/word/2012/wordml" xmlns:w16cex="http://schemas.microsoft.com/office/word/2018/wordml/cex" xmlns:w16cid="http://schemas.microsoft.com/office/word/2016/wordml/cid" xmlns:w16="http://schemas.microsoft.com/office/word/2018/wordml" xmlns:w16du="http://schemas.microsoft.com/office/word/2023/wordml/word16du" xmlns:w16sdtdh="http://schemas.microsoft.com/office/word/2020/wordml/sdtdatahash" xmlns:w16sdtfl="http://schemas.microsoft.com/office/word/2024/wordml/sdtformatlock" xmlns:w16se="http://schemas.microsoft.com/office/word/2015/wordml/symex" xmlns:wpg="http://schemas.microsoft.com/office/word/2010/wordprocessingGroup" xmlns:wpi="http://schemas.microsoft.com/office/word/2010/wordprocessingInk" xmlns:wne="http://schemas.microsoft.com/office/word/2006/wordml" xmlns:wps="http://schemas.microsoft.com/office/word/2010/wordprocessingShape" mc:Ignorable="w14 w15 w16se w16cid w16 w16cex w16sdtdh w16sdtfl w16du wp14">
   <w:endnote w:type="separator" w:id="-1">
     <w:p>
       <w:pPr>
@@ -3744,7 +3816,7 @@
 </file>
 
 <file path=word/footer1.xml><?xml version="1.0" encoding="utf-8"?>
-<w:ftr xmlns:wpc="http://schemas.microsoft.com/office/word/2010/wordprocessingCanvas" xmlns:cx="http://schemas.microsoft.com/office/drawing/2014/chartex" xmlns:cx1="http://schemas.microsoft.com/office/drawing/2015/9/8/chartex" xmlns:cx2="http://schemas.microsoft.com/office/drawing/2015/10/21/chartex" xmlns:cx3="http://schemas.microsoft.com/office/drawing/2016/5/9/chartex" xmlns:cx4="http://schemas.microsoft.com/office/drawing/2016/5/10/chartex" xmlns:cx5="http://schemas.microsoft.com/office/drawing/2016/5/11/chartex" xmlns:cx6="http://schemas.microsoft.com/office/drawing/2016/5/12/chartex" xmlns:cx7="http://schemas.microsoft.com/office/drawing/2016/5/13/chartex" xmlns:cx8="http://schemas.microsoft.com/office/drawing/2016/5/14/chartex" xmlns:mc="http://schemas.openxmlformats.org/markup-compatibility/2006" xmlns:aink="http://schemas.microsoft.com/office/drawing/2016/ink" xmlns:am3d="http://schemas.microsoft.com/office/drawing/2017/model3d" xmlns:o="urn:schemas-microsoft-com:office:office" xmlns:r="http://schemas.openxmlformats.org/officeDocument/2006/relationships" xmlns:m="http://schemas.openxmlformats.org/officeDocument/2006/math" xmlns:v="urn:schemas-microsoft-com:vml" xmlns:wp14="http://schemas.microsoft.com/office/word/2010/wordprocessingDrawing" xmlns:wp="http://schemas.openxmlformats.org/drawingml/2006/wordprocessingDrawing" xmlns:w10="urn:schemas-microsoft-com:office:word" xmlns:w="http://schemas.openxmlformats.org/wordprocessingml/2006/main" xmlns:w14="http://schemas.microsoft.com/office/word/2010/wordml" xmlns:w15="http://schemas.microsoft.com/office/word/2012/wordml" xmlns:w16cex="http://schemas.microsoft.com/office/word/2018/wordml/cex" xmlns:w16cid="http://schemas.microsoft.com/office/word/2016/wordml/cid" xmlns:w16="http://schemas.microsoft.com/office/word/2018/wordml" xmlns:w16sdtdh="http://schemas.microsoft.com/office/word/2020/wordml/sdtdatahash" xmlns:w16se="http://schemas.microsoft.com/office/word/2015/wordml/symex" xmlns:wpg="http://schemas.microsoft.com/office/word/2010/wordprocessingGroup" xmlns:wpi="http://schemas.microsoft.com/office/word/2010/wordprocessingInk" xmlns:wne="http://schemas.microsoft.com/office/word/2006/wordml" xmlns:wps="http://schemas.microsoft.com/office/word/2010/wordprocessingShape" mc:Ignorable="w14 w15 w16se w16cid w16 w16cex w16sdtdh wp14">
+<w:ftr xmlns:wpc="http://schemas.microsoft.com/office/word/2010/wordprocessingCanvas" xmlns:cx="http://schemas.microsoft.com/office/drawing/2014/chartex" xmlns:cx1="http://schemas.microsoft.com/office/drawing/2015/9/8/chartex" xmlns:cx2="http://schemas.microsoft.com/office/drawing/2015/10/21/chartex" xmlns:cx3="http://schemas.microsoft.com/office/drawing/2016/5/9/chartex" xmlns:cx4="http://schemas.microsoft.com/office/drawing/2016/5/10/chartex" xmlns:cx5="http://schemas.microsoft.com/office/drawing/2016/5/11/chartex" xmlns:cx6="http://schemas.microsoft.com/office/drawing/2016/5/12/chartex" xmlns:cx7="http://schemas.microsoft.com/office/drawing/2016/5/13/chartex" xmlns:cx8="http://schemas.microsoft.com/office/drawing/2016/5/14/chartex" xmlns:mc="http://schemas.openxmlformats.org/markup-compatibility/2006" xmlns:aink="http://schemas.microsoft.com/office/drawing/2016/ink" xmlns:am3d="http://schemas.microsoft.com/office/drawing/2017/model3d" xmlns:o="urn:schemas-microsoft-com:office:office" xmlns:oel="http://schemas.microsoft.com/office/2019/extlst" xmlns:r="http://schemas.openxmlformats.org/officeDocument/2006/relationships" xmlns:m="http://schemas.openxmlformats.org/officeDocument/2006/math" xmlns:v="urn:schemas-microsoft-com:vml" xmlns:wp14="http://schemas.microsoft.com/office/word/2010/wordprocessingDrawing" xmlns:wp="http://schemas.openxmlformats.org/drawingml/2006/wordprocessingDrawing" xmlns:w10="urn:schemas-microsoft-com:office:word" xmlns:w="http://schemas.openxmlformats.org/wordprocessingml/2006/main" xmlns:w14="http://schemas.microsoft.com/office/word/2010/wordml" xmlns:w15="http://schemas.microsoft.com/office/word/2012/wordml" xmlns:w16cex="http://schemas.microsoft.com/office/word/2018/wordml/cex" xmlns:w16cid="http://schemas.microsoft.com/office/word/2016/wordml/cid" xmlns:w16="http://schemas.microsoft.com/office/word/2018/wordml" xmlns:w16du="http://schemas.microsoft.com/office/word/2023/wordml/word16du" xmlns:w16sdtdh="http://schemas.microsoft.com/office/word/2020/wordml/sdtdatahash" xmlns:w16sdtfl="http://schemas.microsoft.com/office/word/2024/wordml/sdtformatlock" xmlns:w16se="http://schemas.microsoft.com/office/word/2015/wordml/symex" xmlns:wpg="http://schemas.microsoft.com/office/word/2010/wordprocessingGroup" xmlns:wpi="http://schemas.microsoft.com/office/word/2010/wordprocessingInk" xmlns:wne="http://schemas.microsoft.com/office/word/2006/wordml" xmlns:wps="http://schemas.microsoft.com/office/word/2010/wordprocessingShape" mc:Ignorable="w14 w15 w16se w16cid w16 w16cex w16sdtdh w16sdtfl w16du wp14">
   <w:p>
     <w:pPr>
       <w:pStyle w:val="Footer"/>
@@ -3787,7 +3859,7 @@
 </file>
 
 <file path=word/footnotes.xml><?xml version="1.0" encoding="utf-8"?>
-<w:footnotes xmlns:wpc="http://schemas.microsoft.com/office/word/2010/wordprocessingCanvas" xmlns:cx="http://schemas.microsoft.com/office/drawing/2014/chartex" xmlns:cx1="http://schemas.microsoft.com/office/drawing/2015/9/8/chartex" xmlns:cx2="http://schemas.microsoft.com/office/drawing/2015/10/21/chartex" xmlns:cx3="http://schemas.microsoft.com/office/drawing/2016/5/9/chartex" xmlns:cx4="http://schemas.microsoft.com/office/drawing/2016/5/10/chartex" xmlns:cx5="http://schemas.microsoft.com/office/drawing/2016/5/11/chartex" xmlns:cx6="http://schemas.microsoft.com/office/drawing/2016/5/12/chartex" xmlns:cx7="http://schemas.microsoft.com/office/drawing/2016/5/13/chartex" xmlns:cx8="http://schemas.microsoft.com/office/drawing/2016/5/14/chartex" xmlns:mc="http://schemas.openxmlformats.org/markup-compatibility/2006" xmlns:aink="http://schemas.microsoft.com/office/drawing/2016/ink" xmlns:am3d="http://schemas.microsoft.com/office/drawing/2017/model3d" xmlns:o="urn:schemas-microsoft-com:office:office" xmlns:r="http://schemas.openxmlformats.org/officeDocument/2006/relationships" xmlns:m="http://schemas.openxmlformats.org/officeDocument/2006/math" xmlns:v="urn:schemas-microsoft-com:vml" xmlns:wp14="http://schemas.microsoft.com/office/word/2010/wordprocessingDrawing" xmlns:wp="http://schemas.openxmlformats.org/drawingml/2006/wordprocessingDrawing" xmlns:w10="urn:schemas-microsoft-com:office:word" xmlns:w="http://schemas.openxmlformats.org/wordprocessingml/2006/main" xmlns:w14="http://schemas.microsoft.com/office/word/2010/wordml" xmlns:w15="http://schemas.microsoft.com/office/word/2012/wordml" xmlns:w16cex="http://schemas.microsoft.com/office/word/2018/wordml/cex" xmlns:w16cid="http://schemas.microsoft.com/office/word/2016/wordml/cid" xmlns:w16="http://schemas.microsoft.com/office/word/2018/wordml" xmlns:w16sdtdh="http://schemas.microsoft.com/office/word/2020/wordml/sdtdatahash" xmlns:w16se="http://schemas.microsoft.com/office/word/2015/wordml/symex" xmlns:wpg="http://schemas.microsoft.com/office/word/2010/wordprocessingGroup" xmlns:wpi="http://schemas.microsoft.com/office/word/2010/wordprocessingInk" xmlns:wne="http://schemas.microsoft.com/office/word/2006/wordml" xmlns:wps="http://schemas.microsoft.com/office/word/2010/wordprocessingShape" mc:Ignorable="w14 w15 w16se w16cid w16 w16cex w16sdtdh wp14">
+<w:footnotes xmlns:wpc="http://schemas.microsoft.com/office/word/2010/wordprocessingCanvas" xmlns:cx="http://schemas.microsoft.com/office/drawing/2014/chartex" xmlns:cx1="http://schemas.microsoft.com/office/drawing/2015/9/8/chartex" xmlns:cx2="http://schemas.microsoft.com/office/drawing/2015/10/21/chartex" xmlns:cx3="http://schemas.microsoft.com/office/drawing/2016/5/9/chartex" xmlns:cx4="http://schemas.microsoft.com/office/drawing/2016/5/10/chartex" xmlns:cx5="http://schemas.microsoft.com/office/drawing/2016/5/11/chartex" xmlns:cx6="http://schemas.microsoft.com/office/drawing/2016/5/12/chartex" xmlns:cx7="http://schemas.microsoft.com/office/drawing/2016/5/13/chartex" xmlns:cx8="http://schemas.microsoft.com/office/drawing/2016/5/14/chartex" xmlns:mc="http://schemas.openxmlformats.org/markup-compatibility/2006" xmlns:aink="http://schemas.microsoft.com/office/drawing/2016/ink" xmlns:am3d="http://schemas.microsoft.com/office/drawing/2017/model3d" xmlns:o="urn:schemas-microsoft-com:office:office" xmlns:oel="http://schemas.microsoft.com/office/2019/extlst" xmlns:r="http://schemas.openxmlformats.org/officeDocument/2006/relationships" xmlns:m="http://schemas.openxmlformats.org/officeDocument/2006/math" xmlns:v="urn:schemas-microsoft-com:vml" xmlns:wp14="http://schemas.microsoft.com/office/word/2010/wordprocessingDrawing" xmlns:wp="http://schemas.openxmlformats.org/drawingml/2006/wordprocessingDrawing" xmlns:w10="urn:schemas-microsoft-com:office:word" xmlns:w="http://schemas.openxmlformats.org/wordprocessingml/2006/main" xmlns:w14="http://schemas.microsoft.com/office/word/2010/wordml" xmlns:w15="http://schemas.microsoft.com/office/word/2012/wordml" xmlns:w16cex="http://schemas.microsoft.com/office/word/2018/wordml/cex" xmlns:w16cid="http://schemas.microsoft.com/office/word/2016/wordml/cid" xmlns:w16="http://schemas.microsoft.com/office/word/2018/wordml" xmlns:w16du="http://schemas.microsoft.com/office/word/2023/wordml/word16du" xmlns:w16sdtdh="http://schemas.microsoft.com/office/word/2020/wordml/sdtdatahash" xmlns:w16sdtfl="http://schemas.microsoft.com/office/word/2024/wordml/sdtformatlock" xmlns:w16se="http://schemas.microsoft.com/office/word/2015/wordml/symex" xmlns:wpg="http://schemas.microsoft.com/office/word/2010/wordprocessingGroup" xmlns:wpi="http://schemas.microsoft.com/office/word/2010/wordprocessingInk" xmlns:wne="http://schemas.microsoft.com/office/word/2006/wordml" xmlns:wps="http://schemas.microsoft.com/office/word/2010/wordprocessingShape" mc:Ignorable="w14 w15 w16se w16cid w16 w16cex w16sdtdh w16sdtfl w16du wp14">
   <w:footnote w:type="separator" w:id="-1">
     <w:p>
       <w:pPr>
@@ -3812,7 +3884,7 @@
 </file>
 
 <file path=word/header1.xml><?xml version="1.0" encoding="utf-8"?>
-<w:hdr xmlns:wpc="http://schemas.microsoft.com/office/word/2010/wordprocessingCanvas" xmlns:cx="http://schemas.microsoft.com/office/drawing/2014/chartex" xmlns:cx1="http://schemas.microsoft.com/office/drawing/2015/9/8/chartex" xmlns:cx2="http://schemas.microsoft.com/office/drawing/2015/10/21/chartex" xmlns:cx3="http://schemas.microsoft.com/office/drawing/2016/5/9/chartex" xmlns:cx4="http://schemas.microsoft.com/office/drawing/2016/5/10/chartex" xmlns:cx5="http://schemas.microsoft.com/office/drawing/2016/5/11/chartex" xmlns:cx6="http://schemas.microsoft.com/office/drawing/2016/5/12/chartex" xmlns:cx7="http://schemas.microsoft.com/office/drawing/2016/5/13/chartex" xmlns:cx8="http://schemas.microsoft.com/office/drawing/2016/5/14/chartex" xmlns:mc="http://schemas.openxmlformats.org/markup-compatibility/2006" xmlns:aink="http://schemas.microsoft.com/office/drawing/2016/ink" xmlns:am3d="http://schemas.microsoft.com/office/drawing/2017/model3d" xmlns:o="urn:schemas-microsoft-com:office:office" xmlns:r="http://schemas.openxmlformats.org/officeDocument/2006/relationships" xmlns:m="http://schemas.openxmlformats.org/officeDocument/2006/math" xmlns:v="urn:schemas-microsoft-com:vml" xmlns:wp14="http://schemas.microsoft.com/office/word/2010/wordprocessingDrawing" xmlns:wp="http://schemas.openxmlformats.org/drawingml/2006/wordprocessingDrawing" xmlns:w10="urn:schemas-microsoft-com:office:word" xmlns:w="http://schemas.openxmlformats.org/wordprocessingml/2006/main" xmlns:w14="http://schemas.microsoft.com/office/word/2010/wordml" xmlns:w15="http://schemas.microsoft.com/office/word/2012/wordml" xmlns:w16cex="http://schemas.microsoft.com/office/word/2018/wordml/cex" xmlns:w16cid="http://schemas.microsoft.com/office/word/2016/wordml/cid" xmlns:w16="http://schemas.microsoft.com/office/word/2018/wordml" xmlns:w16sdtdh="http://schemas.microsoft.com/office/word/2020/wordml/sdtdatahash" xmlns:w16se="http://schemas.microsoft.com/office/word/2015/wordml/symex" xmlns:wpg="http://schemas.microsoft.com/office/word/2010/wordprocessingGroup" xmlns:wpi="http://schemas.microsoft.com/office/word/2010/wordprocessingInk" xmlns:wne="http://schemas.microsoft.com/office/word/2006/wordml" xmlns:wps="http://schemas.microsoft.com/office/word/2010/wordprocessingShape" mc:Ignorable="w14 w15 w16se w16cid w16 w16cex w16sdtdh wp14">
+<w:hdr xmlns:wpc="http://schemas.microsoft.com/office/word/2010/wordprocessingCanvas" xmlns:cx="http://schemas.microsoft.com/office/drawing/2014/chartex" xmlns:cx1="http://schemas.microsoft.com/office/drawing/2015/9/8/chartex" xmlns:cx2="http://schemas.microsoft.com/office/drawing/2015/10/21/chartex" xmlns:cx3="http://schemas.microsoft.com/office/drawing/2016/5/9/chartex" xmlns:cx4="http://schemas.microsoft.com/office/drawing/2016/5/10/chartex" xmlns:cx5="http://schemas.microsoft.com/office/drawing/2016/5/11/chartex" xmlns:cx6="http://schemas.microsoft.com/office/drawing/2016/5/12/chartex" xmlns:cx7="http://schemas.microsoft.com/office/drawing/2016/5/13/chartex" xmlns:cx8="http://schemas.microsoft.com/office/drawing/2016/5/14/chartex" xmlns:mc="http://schemas.openxmlformats.org/markup-compatibility/2006" xmlns:aink="http://schemas.microsoft.com/office/drawing/2016/ink" xmlns:am3d="http://schemas.microsoft.com/office/drawing/2017/model3d" xmlns:o="urn:schemas-microsoft-com:office:office" xmlns:oel="http://schemas.microsoft.com/office/2019/extlst" xmlns:r="http://schemas.openxmlformats.org/officeDocument/2006/relationships" xmlns:m="http://schemas.openxmlformats.org/officeDocument/2006/math" xmlns:v="urn:schemas-microsoft-com:vml" xmlns:wp14="http://schemas.microsoft.com/office/word/2010/wordprocessingDrawing" xmlns:wp="http://schemas.openxmlformats.org/drawingml/2006/wordprocessingDrawing" xmlns:w10="urn:schemas-microsoft-com:office:word" xmlns:w="http://schemas.openxmlformats.org/wordprocessingml/2006/main" xmlns:w14="http://schemas.microsoft.com/office/word/2010/wordml" xmlns:w15="http://schemas.microsoft.com/office/word/2012/wordml" xmlns:w16cex="http://schemas.microsoft.com/office/word/2018/wordml/cex" xmlns:w16cid="http://schemas.microsoft.com/office/word/2016/wordml/cid" xmlns:w16="http://schemas.microsoft.com/office/word/2018/wordml" xmlns:w16du="http://schemas.microsoft.com/office/word/2023/wordml/word16du" xmlns:w16sdtdh="http://schemas.microsoft.com/office/word/2020/wordml/sdtdatahash" xmlns:w16sdtfl="http://schemas.microsoft.com/office/word/2024/wordml/sdtformatlock" xmlns:w16se="http://schemas.microsoft.com/office/word/2015/wordml/symex" xmlns:wpg="http://schemas.microsoft.com/office/word/2010/wordprocessingGroup" xmlns:wpi="http://schemas.microsoft.com/office/word/2010/wordprocessingInk" xmlns:wne="http://schemas.microsoft.com/office/word/2006/wordml" xmlns:wps="http://schemas.microsoft.com/office/word/2010/wordprocessingShape" mc:Ignorable="w14 w15 w16se w16cid w16 w16cex w16sdtdh w16sdtfl w16du wp14">
   <w:p>
     <w:pPr>
       <w:pStyle w:val="Header"/>
@@ -3840,7 +3912,7 @@
 </file>
 
 <file path=word/styles.xml><?xml version="1.0" encoding="utf-8"?>
-<w:styles xmlns:mc="http://schemas.openxmlformats.org/markup-compatibility/2006" xmlns:r="http://schemas.openxmlformats.org/officeDocument/2006/relationships" xmlns:w="http://schemas.openxmlformats.org/wordprocessingml/2006/main" xmlns:w14="http://schemas.microsoft.com/office/word/2010/wordml" xmlns:w15="http://schemas.microsoft.com/office/word/2012/wordml" xmlns:w16cex="http://schemas.microsoft.com/office/word/2018/wordml/cex" xmlns:w16cid="http://schemas.microsoft.com/office/word/2016/wordml/cid" xmlns:w16="http://schemas.microsoft.com/office/word/2018/wordml" xmlns:w16sdtdh="http://schemas.microsoft.com/office/word/2020/wordml/sdtdatahash" xmlns:w16se="http://schemas.microsoft.com/office/word/2015/wordml/symex" mc:Ignorable="w14 w15 w16se w16cid w16 w16cex w16sdtdh">
+<w:styles xmlns:mc="http://schemas.openxmlformats.org/markup-compatibility/2006" xmlns:r="http://schemas.openxmlformats.org/officeDocument/2006/relationships" xmlns:w="http://schemas.openxmlformats.org/wordprocessingml/2006/main" xmlns:w14="http://schemas.microsoft.com/office/word/2010/wordml" xmlns:w15="http://schemas.microsoft.com/office/word/2012/wordml" xmlns:w16cex="http://schemas.microsoft.com/office/word/2018/wordml/cex" xmlns:w16cid="http://schemas.microsoft.com/office/word/2016/wordml/cid" xmlns:w16="http://schemas.microsoft.com/office/word/2018/wordml" xmlns:w16du="http://schemas.microsoft.com/office/word/2023/wordml/word16du" xmlns:w16sdtdh="http://schemas.microsoft.com/office/word/2020/wordml/sdtdatahash" xmlns:w16sdtfl="http://schemas.microsoft.com/office/word/2024/wordml/sdtformatlock" xmlns:w16se="http://schemas.microsoft.com/office/word/2015/wordml/symex" mc:Ignorable="w14 w15 w16se w16cid w16 w16cex w16sdtdh w16sdtfl w16du">
   <w:docDefaults>
     <w:rPrDefault>
       <w:rPr>
@@ -4242,7 +4314,6 @@
   <w:style w:type="character" w:default="1" w:styleId="DefaultParagraphFont">
     <w:name w:val="Default Paragraph Font"/>
     <w:uiPriority w:val="1"/>
-    <w:semiHidden/>
     <w:unhideWhenUsed/>
   </w:style>
   <w:style w:type="table" w:default="1" w:styleId="TableNormal">

--- a/AHX-SAMPLELIST.docx
+++ b/AHX-SAMPLELIST.docx
@@ -370,7 +370,23 @@
                 <w:b/>
                 <w:bCs/>
               </w:rPr>
-              <w:t>{{charateristics1}}</w:t>
+              <w:t>{{chara</w:t>
+            </w:r>
+            <w:r>
+              <w:rPr>
+                <w:rFonts w:ascii="Times New Roman" w:hAnsi="Times New Roman" w:cs="Times New Roman"/>
+                <w:b/>
+                <w:bCs/>
+              </w:rPr>
+              <w:t>c</w:t>
+            </w:r>
+            <w:r>
+              <w:rPr>
+                <w:rFonts w:ascii="Times New Roman" w:hAnsi="Times New Roman" w:cs="Times New Roman"/>
+                <w:b/>
+                <w:bCs/>
+              </w:rPr>
+              <w:t>teristics1}}</w:t>
             </w:r>
           </w:p>
         </w:tc>
@@ -2226,7 +2242,7 @@
                 <w:b/>
                 <w:bCs/>
               </w:rPr>
-              <w:t>{{charateristics</w:t>
+              <w:t>{{chara</w:t>
             </w:r>
             <w:r>
               <w:rPr>
@@ -2234,7 +2250,7 @@
                 <w:b/>
                 <w:bCs/>
               </w:rPr>
-              <w:t>2</w:t>
+              <w:t>c</w:t>
             </w:r>
             <w:r>
               <w:rPr>
@@ -2242,7 +2258,7 @@
                 <w:b/>
                 <w:bCs/>
               </w:rPr>
-              <w:t>}}</w:t>
+              <w:t>teristics2}}</w:t>
             </w:r>
           </w:p>
         </w:tc>
@@ -4314,6 +4330,7 @@
   <w:style w:type="character" w:default="1" w:styleId="DefaultParagraphFont">
     <w:name w:val="Default Paragraph Font"/>
     <w:uiPriority w:val="1"/>
+    <w:semiHidden/>
     <w:unhideWhenUsed/>
   </w:style>
   <w:style w:type="table" w:default="1" w:styleId="TableNormal">

--- a/AHX-SAMPLELIST.docx
+++ b/AHX-SAMPLELIST.docx
@@ -5,8 +5,8 @@
     <w:tbl>
       <w:tblPr>
         <w:tblStyle w:val="TableGrid"/>
-        <w:tblW w:w="15003" w:type="dxa"/>
-        <w:tblInd w:w="18" w:type="dxa"/>
+        <w:tblW w:w="15168" w:type="dxa"/>
+        <w:tblInd w:w="-318" w:type="dxa"/>
         <w:tblLayout w:type="fixed"/>
         <w:tblLook w:val="04A0" w:firstRow="1" w:lastRow="0" w:firstColumn="1" w:lastColumn="0" w:noHBand="0" w:noVBand="1"/>
       </w:tblPr>
@@ -16,7 +16,7 @@
         <w:gridCol w:w="1134"/>
         <w:gridCol w:w="1842"/>
         <w:gridCol w:w="1985"/>
-        <w:gridCol w:w="2155"/>
+        <w:gridCol w:w="2320"/>
       </w:tblGrid>
       <w:tr>
         <w:trPr>
@@ -67,7 +67,7 @@
         </w:tc>
         <w:tc>
           <w:tcPr>
-            <w:tcW w:w="2155" w:type="dxa"/>
+            <w:tcW w:w="2320" w:type="dxa"/>
             <w:vAlign w:val="center"/>
           </w:tcPr>
           <w:p>
@@ -202,6 +202,7 @@
         <w:tc>
           <w:tcPr>
             <w:tcW w:w="1842" w:type="dxa"/>
+            <w:vAlign w:val="center"/>
           </w:tcPr>
           <w:p>
             <w:pPr>
@@ -241,6 +242,7 @@
         <w:tc>
           <w:tcPr>
             <w:tcW w:w="1985" w:type="dxa"/>
+            <w:vAlign w:val="center"/>
           </w:tcPr>
           <w:p>
             <w:pPr>
@@ -279,7 +281,7 @@
         </w:tc>
         <w:tc>
           <w:tcPr>
-            <w:tcW w:w="2155" w:type="dxa"/>
+            <w:tcW w:w="2320" w:type="dxa"/>
             <w:tcBorders>
               <w:bottom w:val="single" w:sz="4" w:space="0" w:color="000000" w:themeColor="text1"/>
             </w:tcBorders>
@@ -289,32 +291,45 @@
             <w:pPr>
               <w:spacing w:before="20" w:after="20"/>
               <w:rPr>
-                <w:rFonts w:ascii="Times New Roman" w:hAnsi="Times New Roman" w:cs="Times New Roman"/>
-              </w:rPr>
-            </w:pPr>
-            <w:r>
-              <w:rPr>
-                <w:rFonts w:ascii="Times New Roman" w:hAnsi="Times New Roman" w:cs="Times New Roman"/>
-              </w:rPr>
-              <w:t xml:space="preserve">Người gửi mẫu: </w:t>
-            </w:r>
-          </w:p>
-          <w:p>
-            <w:pPr>
-              <w:spacing w:before="20" w:after="20"/>
-              <w:jc w:val="center"/>
-              <w:rPr>
-                <w:rFonts w:ascii="Times New Roman" w:hAnsi="Times New Roman" w:cs="Times New Roman"/>
-              </w:rPr>
-            </w:pPr>
-            <w:r>
-              <w:rPr>
-                <w:rFonts w:ascii="Times New Roman" w:hAnsi="Times New Roman" w:cs="Times New Roman"/>
-                <w:b/>
-                <w:bCs/>
-              </w:rPr>
-              <w:t>{{customerVie1}}</w:t>
-            </w:r>
+                <w:rFonts w:ascii="Times New Roman" w:eastAsia="Times New Roman" w:hAnsi="Times New Roman" w:cs="Times New Roman"/>
+                <w:b/>
+                <w:bCs/>
+              </w:rPr>
+            </w:pPr>
+            <w:r>
+              <w:rPr>
+                <w:rFonts w:ascii="Times New Roman" w:hAnsi="Times New Roman" w:cs="Times New Roman"/>
+              </w:rPr>
+              <w:t xml:space="preserve">Người gửi: </w:t>
+            </w:r>
+            <w:r>
+              <w:rPr>
+                <w:rFonts w:ascii="Times New Roman" w:eastAsia="Times New Roman" w:hAnsi="Times New Roman" w:cs="Times New Roman"/>
+                <w:b/>
+                <w:bCs/>
+              </w:rPr>
+              <w:t>Tổ lấy mẫu</w:t>
+            </w:r>
+          </w:p>
+          <w:p>
+            <w:pPr>
+              <w:spacing w:before="20" w:after="20"/>
+              <w:rPr>
+                <w:rFonts w:ascii="Times New Roman" w:eastAsia="Times New Roman" w:hAnsi="Times New Roman" w:cs="Times New Roman"/>
+                <w:b/>
+                <w:bCs/>
+              </w:rPr>
+            </w:pPr>
+          </w:p>
+          <w:p>
+            <w:pPr>
+              <w:spacing w:before="20" w:after="20"/>
+              <w:rPr>
+                <w:rFonts w:ascii="Times New Roman" w:hAnsi="Times New Roman" w:cs="Times New Roman"/>
+                <w:sz w:val="16"/>
+                <w:szCs w:val="16"/>
+              </w:rPr>
+            </w:pPr>
           </w:p>
         </w:tc>
       </w:tr>
@@ -370,23 +385,7 @@
                 <w:b/>
                 <w:bCs/>
               </w:rPr>
-              <w:t>{{chara</w:t>
-            </w:r>
-            <w:r>
-              <w:rPr>
-                <w:rFonts w:ascii="Times New Roman" w:hAnsi="Times New Roman" w:cs="Times New Roman"/>
-                <w:b/>
-                <w:bCs/>
-              </w:rPr>
-              <w:t>c</w:t>
-            </w:r>
-            <w:r>
-              <w:rPr>
-                <w:rFonts w:ascii="Times New Roman" w:hAnsi="Times New Roman" w:cs="Times New Roman"/>
-                <w:b/>
-                <w:bCs/>
-              </w:rPr>
-              <w:t>teristics1}}</w:t>
+              <w:t>{{characteristics1}}</w:t>
             </w:r>
           </w:p>
         </w:tc>
@@ -402,15 +401,11 @@
               <w:jc w:val="center"/>
               <w:rPr>
                 <w:rFonts w:ascii="Times New Roman" w:hAnsi="Times New Roman" w:cs="Times New Roman"/>
-                <w:sz w:val="28"/>
-                <w:szCs w:val="28"/>
-              </w:rPr>
-            </w:pPr>
-            <w:r>
-              <w:rPr>
-                <w:rFonts w:ascii="Times New Roman" w:hAnsi="Times New Roman" w:cs="Times New Roman"/>
-                <w:sz w:val="28"/>
-                <w:szCs w:val="28"/>
+              </w:rPr>
+            </w:pPr>
+            <w:r>
+              <w:rPr>
+                <w:rFonts w:ascii="Times New Roman" w:hAnsi="Times New Roman" w:cs="Times New Roman"/>
               </w:rPr>
               <w:sym w:font="Wingdings 2" w:char="F0A3"/>
             </w:r>
@@ -428,15 +423,11 @@
               <w:jc w:val="center"/>
               <w:rPr>
                 <w:rFonts w:ascii="Times New Roman" w:hAnsi="Times New Roman" w:cs="Times New Roman"/>
-                <w:sz w:val="28"/>
-                <w:szCs w:val="28"/>
-              </w:rPr>
-            </w:pPr>
-            <w:r>
-              <w:rPr>
-                <w:rFonts w:ascii="Times New Roman" w:hAnsi="Times New Roman" w:cs="Times New Roman"/>
-                <w:sz w:val="28"/>
-                <w:szCs w:val="28"/>
+              </w:rPr>
+            </w:pPr>
+            <w:r>
+              <w:rPr>
+                <w:rFonts w:ascii="Times New Roman" w:hAnsi="Times New Roman" w:cs="Times New Roman"/>
               </w:rPr>
               <w:sym w:font="Wingdings 2" w:char="F0A3"/>
             </w:r>
@@ -457,23 +448,19 @@
               <w:jc w:val="center"/>
               <w:rPr>
                 <w:rFonts w:ascii="Times New Roman" w:hAnsi="Times New Roman" w:cs="Times New Roman"/>
-                <w:sz w:val="28"/>
-                <w:szCs w:val="28"/>
-              </w:rPr>
-            </w:pPr>
-            <w:r>
-              <w:rPr>
-                <w:rFonts w:ascii="Times New Roman" w:hAnsi="Times New Roman" w:cs="Times New Roman"/>
-                <w:sz w:val="28"/>
-                <w:szCs w:val="28"/>
-              </w:rPr>
-              <w:sym w:font="Wingdings 2" w:char="F0A3"/>
-            </w:r>
-          </w:p>
-        </w:tc>
-        <w:tc>
-          <w:tcPr>
-            <w:tcW w:w="2155" w:type="dxa"/>
+              </w:rPr>
+            </w:pPr>
+            <w:r>
+              <w:rPr>
+                <w:rFonts w:ascii="Times New Roman" w:hAnsi="Times New Roman" w:cs="Times New Roman"/>
+              </w:rPr>
+              <w:sym w:font="Wingdings 2" w:char="F0A3"/>
+            </w:r>
+          </w:p>
+        </w:tc>
+        <w:tc>
+          <w:tcPr>
+            <w:tcW w:w="2320" w:type="dxa"/>
             <w:tcBorders>
               <w:top w:val="single" w:sz="4" w:space="0" w:color="000000" w:themeColor="text1"/>
               <w:left w:val="single" w:sz="4" w:space="0" w:color="000000" w:themeColor="text1"/>
@@ -602,8 +589,6 @@
               <w:jc w:val="center"/>
               <w:rPr>
                 <w:rFonts w:ascii="Times New Roman" w:hAnsi="Times New Roman" w:cs="Times New Roman"/>
-                <w:sz w:val="28"/>
-                <w:szCs w:val="28"/>
               </w:rPr>
             </w:pPr>
           </w:p>
@@ -623,8 +608,6 @@
               <w:jc w:val="center"/>
               <w:rPr>
                 <w:rFonts w:ascii="Times New Roman" w:hAnsi="Times New Roman" w:cs="Times New Roman"/>
-                <w:sz w:val="28"/>
-                <w:szCs w:val="28"/>
               </w:rPr>
             </w:pPr>
           </w:p>
@@ -645,15 +628,13 @@
               <w:jc w:val="center"/>
               <w:rPr>
                 <w:rFonts w:ascii="Times New Roman" w:hAnsi="Times New Roman" w:cs="Times New Roman"/>
-                <w:sz w:val="28"/>
-                <w:szCs w:val="28"/>
-              </w:rPr>
-            </w:pPr>
-          </w:p>
-        </w:tc>
-        <w:tc>
-          <w:tcPr>
-            <w:tcW w:w="2155" w:type="dxa"/>
+              </w:rPr>
+            </w:pPr>
+          </w:p>
+        </w:tc>
+        <w:tc>
+          <w:tcPr>
+            <w:tcW w:w="2320" w:type="dxa"/>
             <w:vMerge w:val="restart"/>
             <w:tcBorders>
               <w:top w:val="single" w:sz="4" w:space="0" w:color="000000" w:themeColor="text1"/>
@@ -702,7 +683,7 @@
             <w:tcBorders>
               <w:top w:val="single" w:sz="4" w:space="0" w:color="auto"/>
             </w:tcBorders>
-            <w:vAlign w:val="bottom"/>
+            <w:vAlign w:val="center"/>
           </w:tcPr>
           <w:p>
             <w:pPr>
@@ -769,15 +750,11 @@
               <w:jc w:val="center"/>
               <w:rPr>
                 <w:rFonts w:ascii="Times New Roman" w:hAnsi="Times New Roman" w:cs="Times New Roman"/>
-                <w:sz w:val="28"/>
-                <w:szCs w:val="28"/>
-              </w:rPr>
-            </w:pPr>
-            <w:r>
-              <w:rPr>
-                <w:rFonts w:ascii="Times New Roman" w:hAnsi="Times New Roman" w:cs="Times New Roman"/>
-                <w:sz w:val="28"/>
-                <w:szCs w:val="28"/>
+              </w:rPr>
+            </w:pPr>
+            <w:r>
+              <w:rPr>
+                <w:rFonts w:ascii="Times New Roman" w:hAnsi="Times New Roman" w:cs="Times New Roman"/>
               </w:rPr>
               <w:sym w:font="Wingdings 2" w:char="F0A3"/>
             </w:r>
@@ -797,15 +774,11 @@
               <w:jc w:val="center"/>
               <w:rPr>
                 <w:rFonts w:ascii="Times New Roman" w:hAnsi="Times New Roman" w:cs="Times New Roman"/>
-                <w:sz w:val="28"/>
-                <w:szCs w:val="28"/>
-              </w:rPr>
-            </w:pPr>
-            <w:r>
-              <w:rPr>
-                <w:rFonts w:ascii="Times New Roman" w:hAnsi="Times New Roman" w:cs="Times New Roman"/>
-                <w:sz w:val="28"/>
-                <w:szCs w:val="28"/>
+              </w:rPr>
+            </w:pPr>
+            <w:r>
+              <w:rPr>
+                <w:rFonts w:ascii="Times New Roman" w:hAnsi="Times New Roman" w:cs="Times New Roman"/>
               </w:rPr>
               <w:sym w:font="Wingdings 2" w:char="F0A3"/>
             </w:r>
@@ -826,23 +799,19 @@
               <w:jc w:val="center"/>
               <w:rPr>
                 <w:rFonts w:ascii="Times New Roman" w:hAnsi="Times New Roman" w:cs="Times New Roman"/>
-                <w:sz w:val="28"/>
-                <w:szCs w:val="28"/>
-              </w:rPr>
-            </w:pPr>
-            <w:r>
-              <w:rPr>
-                <w:rFonts w:ascii="Times New Roman" w:hAnsi="Times New Roman" w:cs="Times New Roman"/>
-                <w:sz w:val="28"/>
-                <w:szCs w:val="28"/>
-              </w:rPr>
-              <w:sym w:font="Wingdings 2" w:char="F0A3"/>
-            </w:r>
-          </w:p>
-        </w:tc>
-        <w:tc>
-          <w:tcPr>
-            <w:tcW w:w="2155" w:type="dxa"/>
+              </w:rPr>
+            </w:pPr>
+            <w:r>
+              <w:rPr>
+                <w:rFonts w:ascii="Times New Roman" w:hAnsi="Times New Roman" w:cs="Times New Roman"/>
+              </w:rPr>
+              <w:sym w:font="Wingdings 2" w:char="F0A3"/>
+            </w:r>
+          </w:p>
+        </w:tc>
+        <w:tc>
+          <w:tcPr>
+            <w:tcW w:w="2320" w:type="dxa"/>
             <w:vMerge/>
             <w:tcBorders>
               <w:top w:val="single" w:sz="4" w:space="0" w:color="000000" w:themeColor="text1"/>
@@ -868,7 +837,7 @@
         <w:tc>
           <w:tcPr>
             <w:tcW w:w="4058" w:type="dxa"/>
-            <w:vAlign w:val="bottom"/>
+            <w:vAlign w:val="center"/>
           </w:tcPr>
           <w:p>
             <w:pPr>
@@ -923,15 +892,11 @@
               <w:jc w:val="center"/>
               <w:rPr>
                 <w:rFonts w:ascii="Times New Roman" w:hAnsi="Times New Roman" w:cs="Times New Roman"/>
-                <w:sz w:val="28"/>
-                <w:szCs w:val="28"/>
-              </w:rPr>
-            </w:pPr>
-            <w:r>
-              <w:rPr>
-                <w:rFonts w:ascii="Times New Roman" w:hAnsi="Times New Roman" w:cs="Times New Roman"/>
-                <w:sz w:val="28"/>
-                <w:szCs w:val="28"/>
+              </w:rPr>
+            </w:pPr>
+            <w:r>
+              <w:rPr>
+                <w:rFonts w:ascii="Times New Roman" w:hAnsi="Times New Roman" w:cs="Times New Roman"/>
               </w:rPr>
               <w:sym w:font="Wingdings 2" w:char="F0A3"/>
             </w:r>
@@ -948,15 +913,11 @@
               <w:jc w:val="center"/>
               <w:rPr>
                 <w:rFonts w:ascii="Times New Roman" w:hAnsi="Times New Roman" w:cs="Times New Roman"/>
-                <w:sz w:val="28"/>
-                <w:szCs w:val="28"/>
-              </w:rPr>
-            </w:pPr>
-            <w:r>
-              <w:rPr>
-                <w:rFonts w:ascii="Times New Roman" w:hAnsi="Times New Roman" w:cs="Times New Roman"/>
-                <w:sz w:val="28"/>
-                <w:szCs w:val="28"/>
+              </w:rPr>
+            </w:pPr>
+            <w:r>
+              <w:rPr>
+                <w:rFonts w:ascii="Times New Roman" w:hAnsi="Times New Roman" w:cs="Times New Roman"/>
               </w:rPr>
               <w:sym w:font="Wingdings 2" w:char="F0A3"/>
             </w:r>
@@ -973,23 +934,19 @@
               <w:jc w:val="center"/>
               <w:rPr>
                 <w:rFonts w:ascii="Times New Roman" w:hAnsi="Times New Roman" w:cs="Times New Roman"/>
-                <w:sz w:val="28"/>
-                <w:szCs w:val="28"/>
-              </w:rPr>
-            </w:pPr>
-            <w:r>
-              <w:rPr>
-                <w:rFonts w:ascii="Times New Roman" w:hAnsi="Times New Roman" w:cs="Times New Roman"/>
-                <w:sz w:val="28"/>
-                <w:szCs w:val="28"/>
-              </w:rPr>
-              <w:sym w:font="Wingdings 2" w:char="F0A3"/>
-            </w:r>
-          </w:p>
-        </w:tc>
-        <w:tc>
-          <w:tcPr>
-            <w:tcW w:w="2155" w:type="dxa"/>
+              </w:rPr>
+            </w:pPr>
+            <w:r>
+              <w:rPr>
+                <w:rFonts w:ascii="Times New Roman" w:hAnsi="Times New Roman" w:cs="Times New Roman"/>
+              </w:rPr>
+              <w:sym w:font="Wingdings 2" w:char="F0A3"/>
+            </w:r>
+          </w:p>
+        </w:tc>
+        <w:tc>
+          <w:tcPr>
+            <w:tcW w:w="2320" w:type="dxa"/>
             <w:vMerge w:val="restart"/>
             <w:tcBorders>
               <w:top w:val="single" w:sz="4" w:space="0" w:color="000000" w:themeColor="text1"/>
@@ -1048,7 +1005,23 @@
                 <w:b/>
                 <w:bCs/>
               </w:rPr>
-              <w:t>CL{{code1}}</w:t>
+              <w:t>CL{{code</w:t>
+            </w:r>
+            <w:r>
+              <w:rPr>
+                <w:rFonts w:ascii="Times New Roman" w:hAnsi="Times New Roman" w:cs="Times New Roman"/>
+                <w:b/>
+                <w:bCs/>
+              </w:rPr>
+              <w:t>1</w:t>
+            </w:r>
+            <w:r>
+              <w:rPr>
+                <w:rFonts w:ascii="Times New Roman" w:hAnsi="Times New Roman" w:cs="Times New Roman"/>
+                <w:b/>
+                <w:bCs/>
+              </w:rPr>
+              <w:t>}}</w:t>
             </w:r>
           </w:p>
         </w:tc>
@@ -1060,7 +1033,7 @@
         <w:tc>
           <w:tcPr>
             <w:tcW w:w="4058" w:type="dxa"/>
-            <w:vAlign w:val="bottom"/>
+            <w:vAlign w:val="center"/>
           </w:tcPr>
           <w:p>
             <w:pPr>
@@ -1109,15 +1082,11 @@
               <w:jc w:val="center"/>
               <w:rPr>
                 <w:rFonts w:ascii="Times New Roman" w:hAnsi="Times New Roman" w:cs="Times New Roman"/>
-                <w:sz w:val="28"/>
-                <w:szCs w:val="28"/>
-              </w:rPr>
-            </w:pPr>
-            <w:r>
-              <w:rPr>
-                <w:rFonts w:ascii="Times New Roman" w:hAnsi="Times New Roman" w:cs="Times New Roman"/>
-                <w:sz w:val="28"/>
-                <w:szCs w:val="28"/>
+              </w:rPr>
+            </w:pPr>
+            <w:r>
+              <w:rPr>
+                <w:rFonts w:ascii="Times New Roman" w:hAnsi="Times New Roman" w:cs="Times New Roman"/>
               </w:rPr>
               <w:sym w:font="Wingdings 2" w:char="F0A3"/>
             </w:r>
@@ -1134,15 +1103,11 @@
               <w:jc w:val="center"/>
               <w:rPr>
                 <w:rFonts w:ascii="Times New Roman" w:hAnsi="Times New Roman" w:cs="Times New Roman"/>
-                <w:sz w:val="28"/>
-                <w:szCs w:val="28"/>
-              </w:rPr>
-            </w:pPr>
-            <w:r>
-              <w:rPr>
-                <w:rFonts w:ascii="Times New Roman" w:hAnsi="Times New Roman" w:cs="Times New Roman"/>
-                <w:sz w:val="28"/>
-                <w:szCs w:val="28"/>
+              </w:rPr>
+            </w:pPr>
+            <w:r>
+              <w:rPr>
+                <w:rFonts w:ascii="Times New Roman" w:hAnsi="Times New Roman" w:cs="Times New Roman"/>
               </w:rPr>
               <w:sym w:font="Wingdings 2" w:char="F0A3"/>
             </w:r>
@@ -1159,23 +1124,19 @@
               <w:jc w:val="center"/>
               <w:rPr>
                 <w:rFonts w:ascii="Times New Roman" w:hAnsi="Times New Roman" w:cs="Times New Roman"/>
-                <w:sz w:val="28"/>
-                <w:szCs w:val="28"/>
-              </w:rPr>
-            </w:pPr>
-            <w:r>
-              <w:rPr>
-                <w:rFonts w:ascii="Times New Roman" w:hAnsi="Times New Roman" w:cs="Times New Roman"/>
-                <w:sz w:val="28"/>
-                <w:szCs w:val="28"/>
-              </w:rPr>
-              <w:sym w:font="Wingdings 2" w:char="F0A3"/>
-            </w:r>
-          </w:p>
-        </w:tc>
-        <w:tc>
-          <w:tcPr>
-            <w:tcW w:w="2155" w:type="dxa"/>
+              </w:rPr>
+            </w:pPr>
+            <w:r>
+              <w:rPr>
+                <w:rFonts w:ascii="Times New Roman" w:hAnsi="Times New Roman" w:cs="Times New Roman"/>
+              </w:rPr>
+              <w:sym w:font="Wingdings 2" w:char="F0A3"/>
+            </w:r>
+          </w:p>
+        </w:tc>
+        <w:tc>
+          <w:tcPr>
+            <w:tcW w:w="2320" w:type="dxa"/>
             <w:vMerge/>
           </w:tcPr>
           <w:p>
@@ -1195,7 +1156,7 @@
         <w:tc>
           <w:tcPr>
             <w:tcW w:w="4058" w:type="dxa"/>
-            <w:vAlign w:val="bottom"/>
+            <w:vAlign w:val="center"/>
           </w:tcPr>
           <w:p>
             <w:pPr>
@@ -1236,15 +1197,11 @@
               <w:jc w:val="center"/>
               <w:rPr>
                 <w:rFonts w:ascii="Times New Roman" w:hAnsi="Times New Roman" w:cs="Times New Roman"/>
-                <w:sz w:val="28"/>
-                <w:szCs w:val="28"/>
-              </w:rPr>
-            </w:pPr>
-            <w:r>
-              <w:rPr>
-                <w:rFonts w:ascii="Times New Roman" w:hAnsi="Times New Roman" w:cs="Times New Roman"/>
-                <w:sz w:val="28"/>
-                <w:szCs w:val="28"/>
+              </w:rPr>
+            </w:pPr>
+            <w:r>
+              <w:rPr>
+                <w:rFonts w:ascii="Times New Roman" w:hAnsi="Times New Roman" w:cs="Times New Roman"/>
               </w:rPr>
               <w:sym w:font="Wingdings 2" w:char="F0A3"/>
             </w:r>
@@ -1261,15 +1218,11 @@
               <w:jc w:val="center"/>
               <w:rPr>
                 <w:rFonts w:ascii="Times New Roman" w:hAnsi="Times New Roman" w:cs="Times New Roman"/>
-                <w:sz w:val="28"/>
-                <w:szCs w:val="28"/>
-              </w:rPr>
-            </w:pPr>
-            <w:r>
-              <w:rPr>
-                <w:rFonts w:ascii="Times New Roman" w:hAnsi="Times New Roman" w:cs="Times New Roman"/>
-                <w:sz w:val="28"/>
-                <w:szCs w:val="28"/>
+              </w:rPr>
+            </w:pPr>
+            <w:r>
+              <w:rPr>
+                <w:rFonts w:ascii="Times New Roman" w:hAnsi="Times New Roman" w:cs="Times New Roman"/>
               </w:rPr>
               <w:sym w:font="Wingdings 2" w:char="F0A3"/>
             </w:r>
@@ -1286,23 +1239,19 @@
               <w:jc w:val="center"/>
               <w:rPr>
                 <w:rFonts w:ascii="Times New Roman" w:hAnsi="Times New Roman" w:cs="Times New Roman"/>
-                <w:sz w:val="28"/>
-                <w:szCs w:val="28"/>
-              </w:rPr>
-            </w:pPr>
-            <w:r>
-              <w:rPr>
-                <w:rFonts w:ascii="Times New Roman" w:hAnsi="Times New Roman" w:cs="Times New Roman"/>
-                <w:sz w:val="28"/>
-                <w:szCs w:val="28"/>
-              </w:rPr>
-              <w:sym w:font="Wingdings 2" w:char="F0A3"/>
-            </w:r>
-          </w:p>
-        </w:tc>
-        <w:tc>
-          <w:tcPr>
-            <w:tcW w:w="2155" w:type="dxa"/>
+              </w:rPr>
+            </w:pPr>
+            <w:r>
+              <w:rPr>
+                <w:rFonts w:ascii="Times New Roman" w:hAnsi="Times New Roman" w:cs="Times New Roman"/>
+              </w:rPr>
+              <w:sym w:font="Wingdings 2" w:char="F0A3"/>
+            </w:r>
+          </w:p>
+        </w:tc>
+        <w:tc>
+          <w:tcPr>
+            <w:tcW w:w="2320" w:type="dxa"/>
             <w:vMerge/>
           </w:tcPr>
           <w:p>
@@ -1403,15 +1352,11 @@
               <w:jc w:val="center"/>
               <w:rPr>
                 <w:rFonts w:ascii="Times New Roman" w:hAnsi="Times New Roman" w:cs="Times New Roman"/>
-                <w:sz w:val="28"/>
-                <w:szCs w:val="28"/>
-              </w:rPr>
-            </w:pPr>
-            <w:r>
-              <w:rPr>
-                <w:rFonts w:ascii="Times New Roman" w:hAnsi="Times New Roman" w:cs="Times New Roman"/>
-                <w:sz w:val="28"/>
-                <w:szCs w:val="28"/>
+              </w:rPr>
+            </w:pPr>
+            <w:r>
+              <w:rPr>
+                <w:rFonts w:ascii="Times New Roman" w:hAnsi="Times New Roman" w:cs="Times New Roman"/>
               </w:rPr>
               <w:sym w:font="Wingdings 2" w:char="F0A3"/>
             </w:r>
@@ -1428,15 +1373,11 @@
               <w:jc w:val="center"/>
               <w:rPr>
                 <w:rFonts w:ascii="Times New Roman" w:hAnsi="Times New Roman" w:cs="Times New Roman"/>
-                <w:sz w:val="28"/>
-                <w:szCs w:val="28"/>
-              </w:rPr>
-            </w:pPr>
-            <w:r>
-              <w:rPr>
-                <w:rFonts w:ascii="Times New Roman" w:hAnsi="Times New Roman" w:cs="Times New Roman"/>
-                <w:sz w:val="28"/>
-                <w:szCs w:val="28"/>
+              </w:rPr>
+            </w:pPr>
+            <w:r>
+              <w:rPr>
+                <w:rFonts w:ascii="Times New Roman" w:hAnsi="Times New Roman" w:cs="Times New Roman"/>
               </w:rPr>
               <w:sym w:font="Wingdings 2" w:char="F0A3"/>
             </w:r>
@@ -1453,23 +1394,19 @@
               <w:jc w:val="center"/>
               <w:rPr>
                 <w:rFonts w:ascii="Times New Roman" w:hAnsi="Times New Roman" w:cs="Times New Roman"/>
-                <w:sz w:val="28"/>
-                <w:szCs w:val="28"/>
-              </w:rPr>
-            </w:pPr>
-            <w:r>
-              <w:rPr>
-                <w:rFonts w:ascii="Times New Roman" w:hAnsi="Times New Roman" w:cs="Times New Roman"/>
-                <w:sz w:val="28"/>
-                <w:szCs w:val="28"/>
-              </w:rPr>
-              <w:sym w:font="Wingdings 2" w:char="F0A3"/>
-            </w:r>
-          </w:p>
-        </w:tc>
-        <w:tc>
-          <w:tcPr>
-            <w:tcW w:w="2155" w:type="dxa"/>
+              </w:rPr>
+            </w:pPr>
+            <w:r>
+              <w:rPr>
+                <w:rFonts w:ascii="Times New Roman" w:hAnsi="Times New Roman" w:cs="Times New Roman"/>
+              </w:rPr>
+              <w:sym w:font="Wingdings 2" w:char="F0A3"/>
+            </w:r>
+          </w:p>
+        </w:tc>
+        <w:tc>
+          <w:tcPr>
+            <w:tcW w:w="2320" w:type="dxa"/>
             <w:vMerge w:val="restart"/>
           </w:tcPr>
           <w:p>
@@ -1538,15 +1475,11 @@
               <w:jc w:val="center"/>
               <w:rPr>
                 <w:rFonts w:ascii="Times New Roman" w:hAnsi="Times New Roman" w:cs="Times New Roman"/>
-                <w:sz w:val="28"/>
-                <w:szCs w:val="28"/>
-              </w:rPr>
-            </w:pPr>
-            <w:r>
-              <w:rPr>
-                <w:rFonts w:ascii="Times New Roman" w:hAnsi="Times New Roman" w:cs="Times New Roman"/>
-                <w:sz w:val="28"/>
-                <w:szCs w:val="28"/>
+              </w:rPr>
+            </w:pPr>
+            <w:r>
+              <w:rPr>
+                <w:rFonts w:ascii="Times New Roman" w:hAnsi="Times New Roman" w:cs="Times New Roman"/>
               </w:rPr>
               <w:sym w:font="Wingdings 2" w:char="F0A3"/>
             </w:r>
@@ -1563,15 +1496,11 @@
               <w:jc w:val="center"/>
               <w:rPr>
                 <w:rFonts w:ascii="Times New Roman" w:hAnsi="Times New Roman" w:cs="Times New Roman"/>
-                <w:sz w:val="28"/>
-                <w:szCs w:val="28"/>
-              </w:rPr>
-            </w:pPr>
-            <w:r>
-              <w:rPr>
-                <w:rFonts w:ascii="Times New Roman" w:hAnsi="Times New Roman" w:cs="Times New Roman"/>
-                <w:sz w:val="28"/>
-                <w:szCs w:val="28"/>
+              </w:rPr>
+            </w:pPr>
+            <w:r>
+              <w:rPr>
+                <w:rFonts w:ascii="Times New Roman" w:hAnsi="Times New Roman" w:cs="Times New Roman"/>
               </w:rPr>
               <w:sym w:font="Wingdings 2" w:char="F0A3"/>
             </w:r>
@@ -1588,23 +1517,19 @@
               <w:jc w:val="center"/>
               <w:rPr>
                 <w:rFonts w:ascii="Times New Roman" w:hAnsi="Times New Roman" w:cs="Times New Roman"/>
-                <w:sz w:val="28"/>
-                <w:szCs w:val="28"/>
-              </w:rPr>
-            </w:pPr>
-            <w:r>
-              <w:rPr>
-                <w:rFonts w:ascii="Times New Roman" w:hAnsi="Times New Roman" w:cs="Times New Roman"/>
-                <w:sz w:val="28"/>
-                <w:szCs w:val="28"/>
-              </w:rPr>
-              <w:sym w:font="Wingdings 2" w:char="F0A3"/>
-            </w:r>
-          </w:p>
-        </w:tc>
-        <w:tc>
-          <w:tcPr>
-            <w:tcW w:w="2155" w:type="dxa"/>
+              </w:rPr>
+            </w:pPr>
+            <w:r>
+              <w:rPr>
+                <w:rFonts w:ascii="Times New Roman" w:hAnsi="Times New Roman" w:cs="Times New Roman"/>
+              </w:rPr>
+              <w:sym w:font="Wingdings 2" w:char="F0A3"/>
+            </w:r>
+          </w:p>
+        </w:tc>
+        <w:tc>
+          <w:tcPr>
+            <w:tcW w:w="2320" w:type="dxa"/>
             <w:vMerge/>
             <w:tcBorders>
               <w:bottom w:val="single" w:sz="4" w:space="0" w:color="auto"/>
@@ -1622,7 +1547,7 @@
       </w:tr>
       <w:tr>
         <w:trPr>
-          <w:trHeight w:val="476"/>
+          <w:trHeight w:val="339"/>
         </w:trPr>
         <w:tc>
           <w:tcPr>
@@ -1693,15 +1618,11 @@
               <w:jc w:val="center"/>
               <w:rPr>
                 <w:rFonts w:ascii="Times New Roman" w:hAnsi="Times New Roman" w:cs="Times New Roman"/>
-                <w:sz w:val="28"/>
-                <w:szCs w:val="28"/>
-              </w:rPr>
-            </w:pPr>
-            <w:r>
-              <w:rPr>
-                <w:rFonts w:ascii="Times New Roman" w:hAnsi="Times New Roman" w:cs="Times New Roman"/>
-                <w:sz w:val="28"/>
-                <w:szCs w:val="28"/>
+              </w:rPr>
+            </w:pPr>
+            <w:r>
+              <w:rPr>
+                <w:rFonts w:ascii="Times New Roman" w:hAnsi="Times New Roman" w:cs="Times New Roman"/>
               </w:rPr>
               <w:sym w:font="Wingdings 2" w:char="F0A3"/>
             </w:r>
@@ -1723,15 +1644,11 @@
               <w:jc w:val="center"/>
               <w:rPr>
                 <w:rFonts w:ascii="Times New Roman" w:hAnsi="Times New Roman" w:cs="Times New Roman"/>
-                <w:sz w:val="28"/>
-                <w:szCs w:val="28"/>
-              </w:rPr>
-            </w:pPr>
-            <w:r>
-              <w:rPr>
-                <w:rFonts w:ascii="Times New Roman" w:hAnsi="Times New Roman" w:cs="Times New Roman"/>
-                <w:sz w:val="28"/>
-                <w:szCs w:val="28"/>
+              </w:rPr>
+            </w:pPr>
+            <w:r>
+              <w:rPr>
+                <w:rFonts w:ascii="Times New Roman" w:hAnsi="Times New Roman" w:cs="Times New Roman"/>
               </w:rPr>
               <w:sym w:font="Wingdings 2" w:char="F0A3"/>
             </w:r>
@@ -1752,23 +1669,19 @@
               <w:jc w:val="center"/>
               <w:rPr>
                 <w:rFonts w:ascii="Times New Roman" w:hAnsi="Times New Roman" w:cs="Times New Roman"/>
-                <w:sz w:val="28"/>
-                <w:szCs w:val="28"/>
-              </w:rPr>
-            </w:pPr>
-            <w:r>
-              <w:rPr>
-                <w:rFonts w:ascii="Times New Roman" w:hAnsi="Times New Roman" w:cs="Times New Roman"/>
-                <w:sz w:val="28"/>
-                <w:szCs w:val="28"/>
-              </w:rPr>
-              <w:sym w:font="Wingdings 2" w:char="F0A3"/>
-            </w:r>
-          </w:p>
-        </w:tc>
-        <w:tc>
-          <w:tcPr>
-            <w:tcW w:w="2155" w:type="dxa"/>
+              </w:rPr>
+            </w:pPr>
+            <w:r>
+              <w:rPr>
+                <w:rFonts w:ascii="Times New Roman" w:hAnsi="Times New Roman" w:cs="Times New Roman"/>
+              </w:rPr>
+              <w:sym w:font="Wingdings 2" w:char="F0A3"/>
+            </w:r>
+          </w:p>
+        </w:tc>
+        <w:tc>
+          <w:tcPr>
+            <w:tcW w:w="2320" w:type="dxa"/>
             <w:vMerge w:val="restart"/>
             <w:tcBorders>
               <w:top w:val="single" w:sz="4" w:space="0" w:color="auto"/>
@@ -1792,7 +1705,7 @@
       </w:tr>
       <w:tr>
         <w:trPr>
-          <w:trHeight w:val="435"/>
+          <w:trHeight w:val="414"/>
         </w:trPr>
         <w:tc>
           <w:tcPr>
@@ -1846,15 +1759,11 @@
               <w:jc w:val="center"/>
               <w:rPr>
                 <w:rFonts w:ascii="Times New Roman" w:hAnsi="Times New Roman" w:cs="Times New Roman"/>
-                <w:sz w:val="28"/>
-                <w:szCs w:val="28"/>
-              </w:rPr>
-            </w:pPr>
-            <w:r>
-              <w:rPr>
-                <w:rFonts w:ascii="Times New Roman" w:hAnsi="Times New Roman" w:cs="Times New Roman"/>
-                <w:sz w:val="28"/>
-                <w:szCs w:val="28"/>
+              </w:rPr>
+            </w:pPr>
+            <w:r>
+              <w:rPr>
+                <w:rFonts w:ascii="Times New Roman" w:hAnsi="Times New Roman" w:cs="Times New Roman"/>
               </w:rPr>
               <w:sym w:font="Wingdings 2" w:char="F0A3"/>
             </w:r>
@@ -1877,15 +1786,11 @@
               <w:jc w:val="center"/>
               <w:rPr>
                 <w:rFonts w:ascii="Times New Roman" w:hAnsi="Times New Roman" w:cs="Times New Roman"/>
-                <w:sz w:val="28"/>
-                <w:szCs w:val="28"/>
-              </w:rPr>
-            </w:pPr>
-            <w:r>
-              <w:rPr>
-                <w:rFonts w:ascii="Times New Roman" w:hAnsi="Times New Roman" w:cs="Times New Roman"/>
-                <w:sz w:val="28"/>
-                <w:szCs w:val="28"/>
+              </w:rPr>
+            </w:pPr>
+            <w:r>
+              <w:rPr>
+                <w:rFonts w:ascii="Times New Roman" w:hAnsi="Times New Roman" w:cs="Times New Roman"/>
               </w:rPr>
               <w:sym w:font="Wingdings 2" w:char="F0A3"/>
             </w:r>
@@ -1907,23 +1812,19 @@
               <w:jc w:val="center"/>
               <w:rPr>
                 <w:rFonts w:ascii="Times New Roman" w:hAnsi="Times New Roman" w:cs="Times New Roman"/>
-                <w:sz w:val="28"/>
-                <w:szCs w:val="28"/>
-              </w:rPr>
-            </w:pPr>
-            <w:r>
-              <w:rPr>
-                <w:rFonts w:ascii="Times New Roman" w:hAnsi="Times New Roman" w:cs="Times New Roman"/>
-                <w:sz w:val="28"/>
-                <w:szCs w:val="28"/>
-              </w:rPr>
-              <w:sym w:font="Wingdings 2" w:char="F0A3"/>
-            </w:r>
-          </w:p>
-        </w:tc>
-        <w:tc>
-          <w:tcPr>
-            <w:tcW w:w="2155" w:type="dxa"/>
+              </w:rPr>
+            </w:pPr>
+            <w:r>
+              <w:rPr>
+                <w:rFonts w:ascii="Times New Roman" w:hAnsi="Times New Roman" w:cs="Times New Roman"/>
+              </w:rPr>
+              <w:sym w:font="Wingdings 2" w:char="F0A3"/>
+            </w:r>
+          </w:p>
+        </w:tc>
+        <w:tc>
+          <w:tcPr>
+            <w:tcW w:w="2320" w:type="dxa"/>
             <w:vMerge/>
             <w:tcBorders>
               <w:bottom w:val="double" w:sz="4" w:space="0" w:color="000000" w:themeColor="text1"/>
@@ -1980,23 +1881,55 @@
                 <w:b/>
                 <w:bCs/>
               </w:rPr>
-              <w:t>{{sampleName2}}</w:t>
-            </w:r>
-          </w:p>
-          <w:p>
-            <w:pPr>
-              <w:spacing w:before="20" w:after="20" w:line="276" w:lineRule="auto"/>
-              <w:rPr>
-                <w:rFonts w:ascii="Times New Roman" w:hAnsi="Times New Roman" w:cs="Times New Roman"/>
-              </w:rPr>
-            </w:pPr>
-            <w:r>
-              <w:rPr>
-                <w:rFonts w:ascii="Times New Roman" w:hAnsi="Times New Roman" w:cs="Times New Roman"/>
-                <w:b/>
-                <w:bCs/>
-              </w:rPr>
-              <w:t>{{sampleInfo2}}</w:t>
+              <w:t>{{sampleName</w:t>
+            </w:r>
+            <w:r>
+              <w:rPr>
+                <w:rFonts w:ascii="Times New Roman" w:hAnsi="Times New Roman" w:cs="Times New Roman"/>
+                <w:b/>
+                <w:bCs/>
+              </w:rPr>
+              <w:t>2</w:t>
+            </w:r>
+            <w:r>
+              <w:rPr>
+                <w:rFonts w:ascii="Times New Roman" w:hAnsi="Times New Roman" w:cs="Times New Roman"/>
+                <w:b/>
+                <w:bCs/>
+              </w:rPr>
+              <w:t>}}</w:t>
+            </w:r>
+          </w:p>
+          <w:p>
+            <w:pPr>
+              <w:spacing w:before="20" w:after="20" w:line="276" w:lineRule="auto"/>
+              <w:rPr>
+                <w:rFonts w:ascii="Times New Roman" w:hAnsi="Times New Roman" w:cs="Times New Roman"/>
+              </w:rPr>
+            </w:pPr>
+            <w:r>
+              <w:rPr>
+                <w:rFonts w:ascii="Times New Roman" w:hAnsi="Times New Roman" w:cs="Times New Roman"/>
+                <w:b/>
+                <w:bCs/>
+              </w:rPr>
+              <w:t>{{sampleInfo</w:t>
+            </w:r>
+            <w:r>
+              <w:rPr>
+                <w:rFonts w:ascii="Times New Roman" w:hAnsi="Times New Roman" w:cs="Times New Roman"/>
+                <w:b/>
+                <w:bCs/>
+              </w:rPr>
+              <w:t>2</w:t>
+            </w:r>
+            <w:r>
+              <w:rPr>
+                <w:rFonts w:ascii="Times New Roman" w:hAnsi="Times New Roman" w:cs="Times New Roman"/>
+                <w:b/>
+                <w:bCs/>
+              </w:rPr>
+              <w:t>}}</w:t>
             </w:r>
           </w:p>
         </w:tc>
@@ -2046,19 +1979,7 @@
               <w:rPr>
                 <w:rFonts w:ascii="Times New Roman" w:hAnsi="Times New Roman" w:cs="Times New Roman"/>
               </w:rPr>
-              <w:t>Trước</w:t>
-            </w:r>
-            <w:r>
-              <w:rPr>
-                <w:rFonts w:ascii="Times New Roman" w:hAnsi="Times New Roman" w:cs="Times New Roman"/>
-              </w:rPr>
-              <w:br/>
-            </w:r>
-            <w:r>
-              <w:rPr>
-                <w:rFonts w:ascii="Times New Roman" w:hAnsi="Times New Roman" w:cs="Times New Roman"/>
-              </w:rPr>
-              <w:t>bảo quản</w:t>
+              <w:t>Trước bảo quản</w:t>
             </w:r>
           </w:p>
         </w:tc>
@@ -2069,6 +1990,7 @@
               <w:top w:val="double" w:sz="4" w:space="0" w:color="000000" w:themeColor="text1"/>
               <w:bottom w:val="single" w:sz="4" w:space="0" w:color="auto"/>
             </w:tcBorders>
+            <w:vAlign w:val="center"/>
           </w:tcPr>
           <w:p>
             <w:pPr>
@@ -2112,6 +2034,7 @@
               <w:top w:val="double" w:sz="4" w:space="0" w:color="000000" w:themeColor="text1"/>
               <w:bottom w:val="single" w:sz="4" w:space="0" w:color="auto"/>
             </w:tcBorders>
+            <w:vAlign w:val="center"/>
           </w:tcPr>
           <w:p>
             <w:pPr>
@@ -2150,7 +2073,7 @@
         </w:tc>
         <w:tc>
           <w:tcPr>
-            <w:tcW w:w="2155" w:type="dxa"/>
+            <w:tcW w:w="2320" w:type="dxa"/>
             <w:tcBorders>
               <w:top w:val="double" w:sz="4" w:space="0" w:color="000000" w:themeColor="text1"/>
             </w:tcBorders>
@@ -2160,32 +2083,45 @@
             <w:pPr>
               <w:spacing w:before="20" w:after="20"/>
               <w:rPr>
-                <w:rFonts w:ascii="Times New Roman" w:hAnsi="Times New Roman" w:cs="Times New Roman"/>
-              </w:rPr>
-            </w:pPr>
-            <w:r>
-              <w:rPr>
-                <w:rFonts w:ascii="Times New Roman" w:hAnsi="Times New Roman" w:cs="Times New Roman"/>
-              </w:rPr>
-              <w:t xml:space="preserve">Người gửi mẫu: </w:t>
-            </w:r>
-          </w:p>
-          <w:p>
-            <w:pPr>
-              <w:spacing w:before="20" w:after="20"/>
-              <w:jc w:val="center"/>
-              <w:rPr>
-                <w:rFonts w:ascii="Times New Roman" w:hAnsi="Times New Roman" w:cs="Times New Roman"/>
-              </w:rPr>
-            </w:pPr>
-            <w:r>
-              <w:rPr>
-                <w:rFonts w:ascii="Times New Roman" w:hAnsi="Times New Roman" w:cs="Times New Roman"/>
-                <w:b/>
-                <w:bCs/>
-              </w:rPr>
-              <w:t>{{customerVie2}}</w:t>
-            </w:r>
+                <w:rFonts w:ascii="Times New Roman" w:eastAsia="Times New Roman" w:hAnsi="Times New Roman" w:cs="Times New Roman"/>
+                <w:b/>
+                <w:bCs/>
+              </w:rPr>
+            </w:pPr>
+            <w:r>
+              <w:rPr>
+                <w:rFonts w:ascii="Times New Roman" w:hAnsi="Times New Roman" w:cs="Times New Roman"/>
+              </w:rPr>
+              <w:t xml:space="preserve">Người gửi: </w:t>
+            </w:r>
+            <w:r>
+              <w:rPr>
+                <w:rFonts w:ascii="Times New Roman" w:eastAsia="Times New Roman" w:hAnsi="Times New Roman" w:cs="Times New Roman"/>
+                <w:b/>
+                <w:bCs/>
+              </w:rPr>
+              <w:t>Tổ lấy mẫu</w:t>
+            </w:r>
+          </w:p>
+          <w:p>
+            <w:pPr>
+              <w:spacing w:before="20" w:after="20"/>
+              <w:rPr>
+                <w:rFonts w:ascii="Times New Roman" w:eastAsia="Times New Roman" w:hAnsi="Times New Roman" w:cs="Times New Roman"/>
+                <w:b/>
+                <w:bCs/>
+              </w:rPr>
+            </w:pPr>
+          </w:p>
+          <w:p>
+            <w:pPr>
+              <w:spacing w:before="20" w:after="20"/>
+              <w:rPr>
+                <w:rFonts w:ascii="Times New Roman" w:hAnsi="Times New Roman" w:cs="Times New Roman"/>
+                <w:sz w:val="12"/>
+                <w:szCs w:val="12"/>
+              </w:rPr>
+            </w:pPr>
           </w:p>
         </w:tc>
       </w:tr>
@@ -2242,23 +2178,7 @@
                 <w:b/>
                 <w:bCs/>
               </w:rPr>
-              <w:t>{{chara</w:t>
-            </w:r>
-            <w:r>
-              <w:rPr>
-                <w:rFonts w:ascii="Times New Roman" w:hAnsi="Times New Roman" w:cs="Times New Roman"/>
-                <w:b/>
-                <w:bCs/>
-              </w:rPr>
-              <w:t>c</w:t>
-            </w:r>
-            <w:r>
-              <w:rPr>
-                <w:rFonts w:ascii="Times New Roman" w:hAnsi="Times New Roman" w:cs="Times New Roman"/>
-                <w:b/>
-                <w:bCs/>
-              </w:rPr>
-              <w:t>teristics2}}</w:t>
+              <w:t>{{characteristics2}}</w:t>
             </w:r>
           </w:p>
         </w:tc>
@@ -2277,15 +2197,11 @@
               <w:jc w:val="center"/>
               <w:rPr>
                 <w:rFonts w:ascii="Times New Roman" w:hAnsi="Times New Roman" w:cs="Times New Roman"/>
-                <w:sz w:val="28"/>
-                <w:szCs w:val="28"/>
-              </w:rPr>
-            </w:pPr>
-            <w:r>
-              <w:rPr>
-                <w:rFonts w:ascii="Times New Roman" w:hAnsi="Times New Roman" w:cs="Times New Roman"/>
-                <w:sz w:val="28"/>
-                <w:szCs w:val="28"/>
+              </w:rPr>
+            </w:pPr>
+            <w:r>
+              <w:rPr>
+                <w:rFonts w:ascii="Times New Roman" w:hAnsi="Times New Roman" w:cs="Times New Roman"/>
               </w:rPr>
               <w:sym w:font="Wingdings 2" w:char="F0A3"/>
             </w:r>
@@ -2306,15 +2222,11 @@
               <w:jc w:val="center"/>
               <w:rPr>
                 <w:rFonts w:ascii="Times New Roman" w:hAnsi="Times New Roman" w:cs="Times New Roman"/>
-                <w:sz w:val="28"/>
-                <w:szCs w:val="28"/>
-              </w:rPr>
-            </w:pPr>
-            <w:r>
-              <w:rPr>
-                <w:rFonts w:ascii="Times New Roman" w:hAnsi="Times New Roman" w:cs="Times New Roman"/>
-                <w:sz w:val="28"/>
-                <w:szCs w:val="28"/>
+              </w:rPr>
+            </w:pPr>
+            <w:r>
+              <w:rPr>
+                <w:rFonts w:ascii="Times New Roman" w:hAnsi="Times New Roman" w:cs="Times New Roman"/>
               </w:rPr>
               <w:sym w:font="Wingdings 2" w:char="F0A3"/>
             </w:r>
@@ -2335,23 +2247,19 @@
               <w:jc w:val="center"/>
               <w:rPr>
                 <w:rFonts w:ascii="Times New Roman" w:hAnsi="Times New Roman" w:cs="Times New Roman"/>
-                <w:sz w:val="28"/>
-                <w:szCs w:val="28"/>
-              </w:rPr>
-            </w:pPr>
-            <w:r>
-              <w:rPr>
-                <w:rFonts w:ascii="Times New Roman" w:hAnsi="Times New Roman" w:cs="Times New Roman"/>
-                <w:sz w:val="28"/>
-                <w:szCs w:val="28"/>
-              </w:rPr>
-              <w:sym w:font="Wingdings 2" w:char="F0A3"/>
-            </w:r>
-          </w:p>
-        </w:tc>
-        <w:tc>
-          <w:tcPr>
-            <w:tcW w:w="2155" w:type="dxa"/>
+              </w:rPr>
+            </w:pPr>
+            <w:r>
+              <w:rPr>
+                <w:rFonts w:ascii="Times New Roman" w:hAnsi="Times New Roman" w:cs="Times New Roman"/>
+              </w:rPr>
+              <w:sym w:font="Wingdings 2" w:char="F0A3"/>
+            </w:r>
+          </w:p>
+        </w:tc>
+        <w:tc>
+          <w:tcPr>
+            <w:tcW w:w="2320" w:type="dxa"/>
           </w:tcPr>
           <w:p>
             <w:pPr>
@@ -2465,8 +2373,6 @@
               <w:jc w:val="center"/>
               <w:rPr>
                 <w:rFonts w:ascii="Times New Roman" w:hAnsi="Times New Roman" w:cs="Times New Roman"/>
-                <w:sz w:val="28"/>
-                <w:szCs w:val="28"/>
               </w:rPr>
             </w:pPr>
           </w:p>
@@ -2483,8 +2389,6 @@
               <w:jc w:val="center"/>
               <w:rPr>
                 <w:rFonts w:ascii="Times New Roman" w:hAnsi="Times New Roman" w:cs="Times New Roman"/>
-                <w:sz w:val="28"/>
-                <w:szCs w:val="28"/>
               </w:rPr>
             </w:pPr>
           </w:p>
@@ -2501,15 +2405,13 @@
               <w:jc w:val="center"/>
               <w:rPr>
                 <w:rFonts w:ascii="Times New Roman" w:hAnsi="Times New Roman" w:cs="Times New Roman"/>
-                <w:sz w:val="28"/>
-                <w:szCs w:val="28"/>
-              </w:rPr>
-            </w:pPr>
-          </w:p>
-        </w:tc>
-        <w:tc>
-          <w:tcPr>
-            <w:tcW w:w="2155" w:type="dxa"/>
+              </w:rPr>
+            </w:pPr>
+          </w:p>
+        </w:tc>
+        <w:tc>
+          <w:tcPr>
+            <w:tcW w:w="2320" w:type="dxa"/>
             <w:vMerge w:val="restart"/>
           </w:tcPr>
           <w:p>
@@ -2549,7 +2451,7 @@
         <w:tc>
           <w:tcPr>
             <w:tcW w:w="4058" w:type="dxa"/>
-            <w:vAlign w:val="bottom"/>
+            <w:vAlign w:val="center"/>
           </w:tcPr>
           <w:p>
             <w:pPr>
@@ -2568,15 +2470,31 @@
               <w:rPr>
                 <w:rFonts w:ascii="Times New Roman" w:hAnsi="Times New Roman" w:cs="Times New Roman"/>
               </w:rPr>
-              <w:t>:</w:t>
-            </w:r>
-            <w:r>
-              <w:rPr>
-                <w:rFonts w:ascii="Times New Roman" w:hAnsi="Times New Roman" w:cs="Times New Roman"/>
-                <w:b/>
-                <w:bCs/>
-              </w:rPr>
-              <w:t xml:space="preserve"> {{code2}}</w:t>
+              <w:t xml:space="preserve">: </w:t>
+            </w:r>
+            <w:r>
+              <w:rPr>
+                <w:rFonts w:ascii="Times New Roman" w:hAnsi="Times New Roman" w:cs="Times New Roman"/>
+                <w:b/>
+                <w:bCs/>
+              </w:rPr>
+              <w:t>{{code</w:t>
+            </w:r>
+            <w:r>
+              <w:rPr>
+                <w:rFonts w:ascii="Times New Roman" w:hAnsi="Times New Roman" w:cs="Times New Roman"/>
+                <w:b/>
+                <w:bCs/>
+              </w:rPr>
+              <w:t>2</w:t>
+            </w:r>
+            <w:r>
+              <w:rPr>
+                <w:rFonts w:ascii="Times New Roman" w:hAnsi="Times New Roman" w:cs="Times New Roman"/>
+                <w:b/>
+                <w:bCs/>
+              </w:rPr>
+              <w:t>}}</w:t>
             </w:r>
           </w:p>
         </w:tc>
@@ -2604,15 +2522,11 @@
               <w:jc w:val="center"/>
               <w:rPr>
                 <w:rFonts w:ascii="Times New Roman" w:hAnsi="Times New Roman" w:cs="Times New Roman"/>
-                <w:sz w:val="28"/>
-                <w:szCs w:val="28"/>
-              </w:rPr>
-            </w:pPr>
-            <w:r>
-              <w:rPr>
-                <w:rFonts w:ascii="Times New Roman" w:hAnsi="Times New Roman" w:cs="Times New Roman"/>
-                <w:sz w:val="28"/>
-                <w:szCs w:val="28"/>
+              </w:rPr>
+            </w:pPr>
+            <w:r>
+              <w:rPr>
+                <w:rFonts w:ascii="Times New Roman" w:hAnsi="Times New Roman" w:cs="Times New Roman"/>
               </w:rPr>
               <w:sym w:font="Wingdings 2" w:char="F0A3"/>
             </w:r>
@@ -2629,15 +2543,11 @@
               <w:jc w:val="center"/>
               <w:rPr>
                 <w:rFonts w:ascii="Times New Roman" w:hAnsi="Times New Roman" w:cs="Times New Roman"/>
-                <w:sz w:val="28"/>
-                <w:szCs w:val="28"/>
-              </w:rPr>
-            </w:pPr>
-            <w:r>
-              <w:rPr>
-                <w:rFonts w:ascii="Times New Roman" w:hAnsi="Times New Roman" w:cs="Times New Roman"/>
-                <w:sz w:val="28"/>
-                <w:szCs w:val="28"/>
+              </w:rPr>
+            </w:pPr>
+            <w:r>
+              <w:rPr>
+                <w:rFonts w:ascii="Times New Roman" w:hAnsi="Times New Roman" w:cs="Times New Roman"/>
               </w:rPr>
               <w:sym w:font="Wingdings 2" w:char="F0A3"/>
             </w:r>
@@ -2654,23 +2564,19 @@
               <w:jc w:val="center"/>
               <w:rPr>
                 <w:rFonts w:ascii="Times New Roman" w:hAnsi="Times New Roman" w:cs="Times New Roman"/>
-                <w:sz w:val="28"/>
-                <w:szCs w:val="28"/>
-              </w:rPr>
-            </w:pPr>
-            <w:r>
-              <w:rPr>
-                <w:rFonts w:ascii="Times New Roman" w:hAnsi="Times New Roman" w:cs="Times New Roman"/>
-                <w:sz w:val="28"/>
-                <w:szCs w:val="28"/>
-              </w:rPr>
-              <w:sym w:font="Wingdings 2" w:char="F0A3"/>
-            </w:r>
-          </w:p>
-        </w:tc>
-        <w:tc>
-          <w:tcPr>
-            <w:tcW w:w="2155" w:type="dxa"/>
+              </w:rPr>
+            </w:pPr>
+            <w:r>
+              <w:rPr>
+                <w:rFonts w:ascii="Times New Roman" w:hAnsi="Times New Roman" w:cs="Times New Roman"/>
+              </w:rPr>
+              <w:sym w:font="Wingdings 2" w:char="F0A3"/>
+            </w:r>
+          </w:p>
+        </w:tc>
+        <w:tc>
+          <w:tcPr>
+            <w:tcW w:w="2320" w:type="dxa"/>
             <w:vMerge/>
           </w:tcPr>
           <w:p>
@@ -2690,7 +2596,7 @@
         <w:tc>
           <w:tcPr>
             <w:tcW w:w="4058" w:type="dxa"/>
-            <w:vAlign w:val="bottom"/>
+            <w:vAlign w:val="center"/>
           </w:tcPr>
           <w:p>
             <w:pPr>
@@ -2755,15 +2661,11 @@
               <w:jc w:val="center"/>
               <w:rPr>
                 <w:rFonts w:ascii="Times New Roman" w:hAnsi="Times New Roman" w:cs="Times New Roman"/>
-                <w:sz w:val="28"/>
-                <w:szCs w:val="28"/>
-              </w:rPr>
-            </w:pPr>
-            <w:r>
-              <w:rPr>
-                <w:rFonts w:ascii="Times New Roman" w:hAnsi="Times New Roman" w:cs="Times New Roman"/>
-                <w:sz w:val="28"/>
-                <w:szCs w:val="28"/>
+              </w:rPr>
+            </w:pPr>
+            <w:r>
+              <w:rPr>
+                <w:rFonts w:ascii="Times New Roman" w:hAnsi="Times New Roman" w:cs="Times New Roman"/>
               </w:rPr>
               <w:sym w:font="Wingdings 2" w:char="F0A3"/>
             </w:r>
@@ -2780,15 +2682,11 @@
               <w:jc w:val="center"/>
               <w:rPr>
                 <w:rFonts w:ascii="Times New Roman" w:hAnsi="Times New Roman" w:cs="Times New Roman"/>
-                <w:sz w:val="28"/>
-                <w:szCs w:val="28"/>
-              </w:rPr>
-            </w:pPr>
-            <w:r>
-              <w:rPr>
-                <w:rFonts w:ascii="Times New Roman" w:hAnsi="Times New Roman" w:cs="Times New Roman"/>
-                <w:sz w:val="28"/>
-                <w:szCs w:val="28"/>
+              </w:rPr>
+            </w:pPr>
+            <w:r>
+              <w:rPr>
+                <w:rFonts w:ascii="Times New Roman" w:hAnsi="Times New Roman" w:cs="Times New Roman"/>
               </w:rPr>
               <w:sym w:font="Wingdings 2" w:char="F0A3"/>
             </w:r>
@@ -2805,23 +2703,19 @@
               <w:jc w:val="center"/>
               <w:rPr>
                 <w:rFonts w:ascii="Times New Roman" w:hAnsi="Times New Roman" w:cs="Times New Roman"/>
-                <w:sz w:val="28"/>
-                <w:szCs w:val="28"/>
-              </w:rPr>
-            </w:pPr>
-            <w:r>
-              <w:rPr>
-                <w:rFonts w:ascii="Times New Roman" w:hAnsi="Times New Roman" w:cs="Times New Roman"/>
-                <w:sz w:val="28"/>
-                <w:szCs w:val="28"/>
-              </w:rPr>
-              <w:sym w:font="Wingdings 2" w:char="F0A3"/>
-            </w:r>
-          </w:p>
-        </w:tc>
-        <w:tc>
-          <w:tcPr>
-            <w:tcW w:w="2155" w:type="dxa"/>
+              </w:rPr>
+            </w:pPr>
+            <w:r>
+              <w:rPr>
+                <w:rFonts w:ascii="Times New Roman" w:hAnsi="Times New Roman" w:cs="Times New Roman"/>
+              </w:rPr>
+              <w:sym w:font="Wingdings 2" w:char="F0A3"/>
+            </w:r>
+          </w:p>
+        </w:tc>
+        <w:tc>
+          <w:tcPr>
+            <w:tcW w:w="2320" w:type="dxa"/>
             <w:vMerge w:val="restart"/>
           </w:tcPr>
           <w:p>
@@ -2905,7 +2799,7 @@
         <w:tc>
           <w:tcPr>
             <w:tcW w:w="4058" w:type="dxa"/>
-            <w:vAlign w:val="bottom"/>
+            <w:vAlign w:val="center"/>
           </w:tcPr>
           <w:p>
             <w:pPr>
@@ -2926,7 +2820,23 @@
                 <w:b/>
                 <w:bCs/>
               </w:rPr>
-              <w:t>{{receiveDate2}}</w:t>
+              <w:t>{{receiveDate</w:t>
+            </w:r>
+            <w:r>
+              <w:rPr>
+                <w:rFonts w:ascii="Times New Roman" w:hAnsi="Times New Roman" w:cs="Times New Roman"/>
+                <w:b/>
+                <w:bCs/>
+              </w:rPr>
+              <w:t>2</w:t>
+            </w:r>
+            <w:r>
+              <w:rPr>
+                <w:rFonts w:ascii="Times New Roman" w:hAnsi="Times New Roman" w:cs="Times New Roman"/>
+                <w:b/>
+                <w:bCs/>
+              </w:rPr>
+              <w:t>}}</w:t>
             </w:r>
           </w:p>
         </w:tc>
@@ -2954,15 +2864,11 @@
               <w:jc w:val="center"/>
               <w:rPr>
                 <w:rFonts w:ascii="Times New Roman" w:hAnsi="Times New Roman" w:cs="Times New Roman"/>
-                <w:sz w:val="28"/>
-                <w:szCs w:val="28"/>
-              </w:rPr>
-            </w:pPr>
-            <w:r>
-              <w:rPr>
-                <w:rFonts w:ascii="Times New Roman" w:hAnsi="Times New Roman" w:cs="Times New Roman"/>
-                <w:sz w:val="28"/>
-                <w:szCs w:val="28"/>
+              </w:rPr>
+            </w:pPr>
+            <w:r>
+              <w:rPr>
+                <w:rFonts w:ascii="Times New Roman" w:hAnsi="Times New Roman" w:cs="Times New Roman"/>
               </w:rPr>
               <w:sym w:font="Wingdings 2" w:char="F0A3"/>
             </w:r>
@@ -2979,15 +2885,11 @@
               <w:jc w:val="center"/>
               <w:rPr>
                 <w:rFonts w:ascii="Times New Roman" w:hAnsi="Times New Roman" w:cs="Times New Roman"/>
-                <w:sz w:val="28"/>
-                <w:szCs w:val="28"/>
-              </w:rPr>
-            </w:pPr>
-            <w:r>
-              <w:rPr>
-                <w:rFonts w:ascii="Times New Roman" w:hAnsi="Times New Roman" w:cs="Times New Roman"/>
-                <w:sz w:val="28"/>
-                <w:szCs w:val="28"/>
+              </w:rPr>
+            </w:pPr>
+            <w:r>
+              <w:rPr>
+                <w:rFonts w:ascii="Times New Roman" w:hAnsi="Times New Roman" w:cs="Times New Roman"/>
               </w:rPr>
               <w:sym w:font="Wingdings 2" w:char="F0A3"/>
             </w:r>
@@ -3004,23 +2906,19 @@
               <w:jc w:val="center"/>
               <w:rPr>
                 <w:rFonts w:ascii="Times New Roman" w:hAnsi="Times New Roman" w:cs="Times New Roman"/>
-                <w:sz w:val="28"/>
-                <w:szCs w:val="28"/>
-              </w:rPr>
-            </w:pPr>
-            <w:r>
-              <w:rPr>
-                <w:rFonts w:ascii="Times New Roman" w:hAnsi="Times New Roman" w:cs="Times New Roman"/>
-                <w:sz w:val="28"/>
-                <w:szCs w:val="28"/>
-              </w:rPr>
-              <w:sym w:font="Wingdings 2" w:char="F0A3"/>
-            </w:r>
-          </w:p>
-        </w:tc>
-        <w:tc>
-          <w:tcPr>
-            <w:tcW w:w="2155" w:type="dxa"/>
+              </w:rPr>
+            </w:pPr>
+            <w:r>
+              <w:rPr>
+                <w:rFonts w:ascii="Times New Roman" w:hAnsi="Times New Roman" w:cs="Times New Roman"/>
+              </w:rPr>
+              <w:sym w:font="Wingdings 2" w:char="F0A3"/>
+            </w:r>
+          </w:p>
+        </w:tc>
+        <w:tc>
+          <w:tcPr>
+            <w:tcW w:w="2320" w:type="dxa"/>
             <w:vMerge/>
           </w:tcPr>
           <w:p>
@@ -3040,7 +2938,7 @@
         <w:tc>
           <w:tcPr>
             <w:tcW w:w="4058" w:type="dxa"/>
-            <w:vAlign w:val="bottom"/>
+            <w:vAlign w:val="center"/>
           </w:tcPr>
           <w:p>
             <w:pPr>
@@ -3081,15 +2979,11 @@
               <w:jc w:val="center"/>
               <w:rPr>
                 <w:rFonts w:ascii="Times New Roman" w:hAnsi="Times New Roman" w:cs="Times New Roman"/>
-                <w:sz w:val="28"/>
-                <w:szCs w:val="28"/>
-              </w:rPr>
-            </w:pPr>
-            <w:r>
-              <w:rPr>
-                <w:rFonts w:ascii="Times New Roman" w:hAnsi="Times New Roman" w:cs="Times New Roman"/>
-                <w:sz w:val="28"/>
-                <w:szCs w:val="28"/>
+              </w:rPr>
+            </w:pPr>
+            <w:r>
+              <w:rPr>
+                <w:rFonts w:ascii="Times New Roman" w:hAnsi="Times New Roman" w:cs="Times New Roman"/>
               </w:rPr>
               <w:sym w:font="Wingdings 2" w:char="F0A3"/>
             </w:r>
@@ -3106,15 +3000,11 @@
               <w:jc w:val="center"/>
               <w:rPr>
                 <w:rFonts w:ascii="Times New Roman" w:hAnsi="Times New Roman" w:cs="Times New Roman"/>
-                <w:sz w:val="28"/>
-                <w:szCs w:val="28"/>
-              </w:rPr>
-            </w:pPr>
-            <w:r>
-              <w:rPr>
-                <w:rFonts w:ascii="Times New Roman" w:hAnsi="Times New Roman" w:cs="Times New Roman"/>
-                <w:sz w:val="28"/>
-                <w:szCs w:val="28"/>
+              </w:rPr>
+            </w:pPr>
+            <w:r>
+              <w:rPr>
+                <w:rFonts w:ascii="Times New Roman" w:hAnsi="Times New Roman" w:cs="Times New Roman"/>
               </w:rPr>
               <w:sym w:font="Wingdings 2" w:char="F0A3"/>
             </w:r>
@@ -3131,23 +3021,19 @@
               <w:jc w:val="center"/>
               <w:rPr>
                 <w:rFonts w:ascii="Times New Roman" w:hAnsi="Times New Roman" w:cs="Times New Roman"/>
-                <w:sz w:val="28"/>
-                <w:szCs w:val="28"/>
-              </w:rPr>
-            </w:pPr>
-            <w:r>
-              <w:rPr>
-                <w:rFonts w:ascii="Times New Roman" w:hAnsi="Times New Roman" w:cs="Times New Roman"/>
-                <w:sz w:val="28"/>
-                <w:szCs w:val="28"/>
-              </w:rPr>
-              <w:sym w:font="Wingdings 2" w:char="F0A3"/>
-            </w:r>
-          </w:p>
-        </w:tc>
-        <w:tc>
-          <w:tcPr>
-            <w:tcW w:w="2155" w:type="dxa"/>
+              </w:rPr>
+            </w:pPr>
+            <w:r>
+              <w:rPr>
+                <w:rFonts w:ascii="Times New Roman" w:hAnsi="Times New Roman" w:cs="Times New Roman"/>
+              </w:rPr>
+              <w:sym w:font="Wingdings 2" w:char="F0A3"/>
+            </w:r>
+          </w:p>
+        </w:tc>
+        <w:tc>
+          <w:tcPr>
+            <w:tcW w:w="2320" w:type="dxa"/>
             <w:vMerge/>
           </w:tcPr>
           <w:p>
@@ -3248,15 +3134,11 @@
               <w:jc w:val="center"/>
               <w:rPr>
                 <w:rFonts w:ascii="Times New Roman" w:hAnsi="Times New Roman" w:cs="Times New Roman"/>
-                <w:sz w:val="28"/>
-                <w:szCs w:val="28"/>
-              </w:rPr>
-            </w:pPr>
-            <w:r>
-              <w:rPr>
-                <w:rFonts w:ascii="Times New Roman" w:hAnsi="Times New Roman" w:cs="Times New Roman"/>
-                <w:sz w:val="28"/>
-                <w:szCs w:val="28"/>
+              </w:rPr>
+            </w:pPr>
+            <w:r>
+              <w:rPr>
+                <w:rFonts w:ascii="Times New Roman" w:hAnsi="Times New Roman" w:cs="Times New Roman"/>
               </w:rPr>
               <w:sym w:font="Wingdings 2" w:char="F0A3"/>
             </w:r>
@@ -3273,15 +3155,11 @@
               <w:jc w:val="center"/>
               <w:rPr>
                 <w:rFonts w:ascii="Times New Roman" w:hAnsi="Times New Roman" w:cs="Times New Roman"/>
-                <w:sz w:val="28"/>
-                <w:szCs w:val="28"/>
-              </w:rPr>
-            </w:pPr>
-            <w:r>
-              <w:rPr>
-                <w:rFonts w:ascii="Times New Roman" w:hAnsi="Times New Roman" w:cs="Times New Roman"/>
-                <w:sz w:val="28"/>
-                <w:szCs w:val="28"/>
+              </w:rPr>
+            </w:pPr>
+            <w:r>
+              <w:rPr>
+                <w:rFonts w:ascii="Times New Roman" w:hAnsi="Times New Roman" w:cs="Times New Roman"/>
               </w:rPr>
               <w:sym w:font="Wingdings 2" w:char="F0A3"/>
             </w:r>
@@ -3298,23 +3176,19 @@
               <w:jc w:val="center"/>
               <w:rPr>
                 <w:rFonts w:ascii="Times New Roman" w:hAnsi="Times New Roman" w:cs="Times New Roman"/>
-                <w:sz w:val="28"/>
-                <w:szCs w:val="28"/>
-              </w:rPr>
-            </w:pPr>
-            <w:r>
-              <w:rPr>
-                <w:rFonts w:ascii="Times New Roman" w:hAnsi="Times New Roman" w:cs="Times New Roman"/>
-                <w:sz w:val="28"/>
-                <w:szCs w:val="28"/>
-              </w:rPr>
-              <w:sym w:font="Wingdings 2" w:char="F0A3"/>
-            </w:r>
-          </w:p>
-        </w:tc>
-        <w:tc>
-          <w:tcPr>
-            <w:tcW w:w="2155" w:type="dxa"/>
+              </w:rPr>
+            </w:pPr>
+            <w:r>
+              <w:rPr>
+                <w:rFonts w:ascii="Times New Roman" w:hAnsi="Times New Roman" w:cs="Times New Roman"/>
+              </w:rPr>
+              <w:sym w:font="Wingdings 2" w:char="F0A3"/>
+            </w:r>
+          </w:p>
+        </w:tc>
+        <w:tc>
+          <w:tcPr>
+            <w:tcW w:w="2320" w:type="dxa"/>
             <w:vMerge w:val="restart"/>
           </w:tcPr>
           <w:p>
@@ -3341,7 +3215,6 @@
           <w:tcPr>
             <w:tcW w:w="4058" w:type="dxa"/>
             <w:vMerge/>
-            <w:vAlign w:val="bottom"/>
           </w:tcPr>
           <w:p>
             <w:pPr>
@@ -3376,15 +3249,11 @@
               <w:jc w:val="center"/>
               <w:rPr>
                 <w:rFonts w:ascii="Times New Roman" w:hAnsi="Times New Roman" w:cs="Times New Roman"/>
-                <w:sz w:val="28"/>
-                <w:szCs w:val="28"/>
-              </w:rPr>
-            </w:pPr>
-            <w:r>
-              <w:rPr>
-                <w:rFonts w:ascii="Times New Roman" w:hAnsi="Times New Roman" w:cs="Times New Roman"/>
-                <w:sz w:val="28"/>
-                <w:szCs w:val="28"/>
+              </w:rPr>
+            </w:pPr>
+            <w:r>
+              <w:rPr>
+                <w:rFonts w:ascii="Times New Roman" w:hAnsi="Times New Roman" w:cs="Times New Roman"/>
               </w:rPr>
               <w:sym w:font="Wingdings 2" w:char="F0A3"/>
             </w:r>
@@ -3401,15 +3270,11 @@
               <w:jc w:val="center"/>
               <w:rPr>
                 <w:rFonts w:ascii="Times New Roman" w:hAnsi="Times New Roman" w:cs="Times New Roman"/>
-                <w:sz w:val="28"/>
-                <w:szCs w:val="28"/>
-              </w:rPr>
-            </w:pPr>
-            <w:r>
-              <w:rPr>
-                <w:rFonts w:ascii="Times New Roman" w:hAnsi="Times New Roman" w:cs="Times New Roman"/>
-                <w:sz w:val="28"/>
-                <w:szCs w:val="28"/>
+              </w:rPr>
+            </w:pPr>
+            <w:r>
+              <w:rPr>
+                <w:rFonts w:ascii="Times New Roman" w:hAnsi="Times New Roman" w:cs="Times New Roman"/>
               </w:rPr>
               <w:sym w:font="Wingdings 2" w:char="F0A3"/>
             </w:r>
@@ -3426,23 +3291,19 @@
               <w:jc w:val="center"/>
               <w:rPr>
                 <w:rFonts w:ascii="Times New Roman" w:hAnsi="Times New Roman" w:cs="Times New Roman"/>
-                <w:sz w:val="28"/>
-                <w:szCs w:val="28"/>
-              </w:rPr>
-            </w:pPr>
-            <w:r>
-              <w:rPr>
-                <w:rFonts w:ascii="Times New Roman" w:hAnsi="Times New Roman" w:cs="Times New Roman"/>
-                <w:sz w:val="28"/>
-                <w:szCs w:val="28"/>
-              </w:rPr>
-              <w:sym w:font="Wingdings 2" w:char="F0A3"/>
-            </w:r>
-          </w:p>
-        </w:tc>
-        <w:tc>
-          <w:tcPr>
-            <w:tcW w:w="2155" w:type="dxa"/>
+              </w:rPr>
+            </w:pPr>
+            <w:r>
+              <w:rPr>
+                <w:rFonts w:ascii="Times New Roman" w:hAnsi="Times New Roman" w:cs="Times New Roman"/>
+              </w:rPr>
+              <w:sym w:font="Wingdings 2" w:char="F0A3"/>
+            </w:r>
+          </w:p>
+        </w:tc>
+        <w:tc>
+          <w:tcPr>
+            <w:tcW w:w="2320" w:type="dxa"/>
             <w:vMerge/>
             <w:tcBorders>
               <w:bottom w:val="single" w:sz="4" w:space="0" w:color="auto"/>
@@ -3547,15 +3408,11 @@
               <w:jc w:val="center"/>
               <w:rPr>
                 <w:rFonts w:ascii="Times New Roman" w:hAnsi="Times New Roman" w:cs="Times New Roman"/>
-                <w:sz w:val="28"/>
-                <w:szCs w:val="28"/>
-              </w:rPr>
-            </w:pPr>
-            <w:r>
-              <w:rPr>
-                <w:rFonts w:ascii="Times New Roman" w:hAnsi="Times New Roman" w:cs="Times New Roman"/>
-                <w:sz w:val="28"/>
-                <w:szCs w:val="28"/>
+              </w:rPr>
+            </w:pPr>
+            <w:r>
+              <w:rPr>
+                <w:rFonts w:ascii="Times New Roman" w:hAnsi="Times New Roman" w:cs="Times New Roman"/>
               </w:rPr>
               <w:sym w:font="Wingdings 2" w:char="F0A3"/>
             </w:r>
@@ -3577,15 +3434,11 @@
               <w:jc w:val="center"/>
               <w:rPr>
                 <w:rFonts w:ascii="Times New Roman" w:hAnsi="Times New Roman" w:cs="Times New Roman"/>
-                <w:sz w:val="28"/>
-                <w:szCs w:val="28"/>
-              </w:rPr>
-            </w:pPr>
-            <w:r>
-              <w:rPr>
-                <w:rFonts w:ascii="Times New Roman" w:hAnsi="Times New Roman" w:cs="Times New Roman"/>
-                <w:sz w:val="28"/>
-                <w:szCs w:val="28"/>
+              </w:rPr>
+            </w:pPr>
+            <w:r>
+              <w:rPr>
+                <w:rFonts w:ascii="Times New Roman" w:hAnsi="Times New Roman" w:cs="Times New Roman"/>
               </w:rPr>
               <w:sym w:font="Wingdings 2" w:char="F0A3"/>
             </w:r>
@@ -3606,23 +3459,19 @@
               <w:jc w:val="center"/>
               <w:rPr>
                 <w:rFonts w:ascii="Times New Roman" w:hAnsi="Times New Roman" w:cs="Times New Roman"/>
-                <w:sz w:val="28"/>
-                <w:szCs w:val="28"/>
-              </w:rPr>
-            </w:pPr>
-            <w:r>
-              <w:rPr>
-                <w:rFonts w:ascii="Times New Roman" w:hAnsi="Times New Roman" w:cs="Times New Roman"/>
-                <w:sz w:val="28"/>
-                <w:szCs w:val="28"/>
-              </w:rPr>
-              <w:sym w:font="Wingdings 2" w:char="F0A3"/>
-            </w:r>
-          </w:p>
-        </w:tc>
-        <w:tc>
-          <w:tcPr>
-            <w:tcW w:w="2155" w:type="dxa"/>
+              </w:rPr>
+            </w:pPr>
+            <w:r>
+              <w:rPr>
+                <w:rFonts w:ascii="Times New Roman" w:hAnsi="Times New Roman" w:cs="Times New Roman"/>
+              </w:rPr>
+              <w:sym w:font="Wingdings 2" w:char="F0A3"/>
+            </w:r>
+          </w:p>
+        </w:tc>
+        <w:tc>
+          <w:tcPr>
+            <w:tcW w:w="2320" w:type="dxa"/>
             <w:vMerge w:val="restart"/>
             <w:tcBorders>
               <w:top w:val="single" w:sz="4" w:space="0" w:color="auto"/>
@@ -3646,7 +3495,7 @@
       </w:tr>
       <w:tr>
         <w:trPr>
-          <w:trHeight w:val="462"/>
+          <w:trHeight w:val="358"/>
         </w:trPr>
         <w:tc>
           <w:tcPr>
@@ -3695,15 +3544,11 @@
               <w:jc w:val="center"/>
               <w:rPr>
                 <w:rFonts w:ascii="Times New Roman" w:hAnsi="Times New Roman" w:cs="Times New Roman"/>
-                <w:sz w:val="28"/>
-                <w:szCs w:val="28"/>
-              </w:rPr>
-            </w:pPr>
-            <w:r>
-              <w:rPr>
-                <w:rFonts w:ascii="Times New Roman" w:hAnsi="Times New Roman" w:cs="Times New Roman"/>
-                <w:sz w:val="28"/>
-                <w:szCs w:val="28"/>
+              </w:rPr>
+            </w:pPr>
+            <w:r>
+              <w:rPr>
+                <w:rFonts w:ascii="Times New Roman" w:hAnsi="Times New Roman" w:cs="Times New Roman"/>
               </w:rPr>
               <w:sym w:font="Wingdings 2" w:char="F0A3"/>
             </w:r>
@@ -3725,15 +3570,11 @@
               <w:jc w:val="center"/>
               <w:rPr>
                 <w:rFonts w:ascii="Times New Roman" w:hAnsi="Times New Roman" w:cs="Times New Roman"/>
-                <w:sz w:val="28"/>
-                <w:szCs w:val="28"/>
-              </w:rPr>
-            </w:pPr>
-            <w:r>
-              <w:rPr>
-                <w:rFonts w:ascii="Times New Roman" w:hAnsi="Times New Roman" w:cs="Times New Roman"/>
-                <w:sz w:val="28"/>
-                <w:szCs w:val="28"/>
+              </w:rPr>
+            </w:pPr>
+            <w:r>
+              <w:rPr>
+                <w:rFonts w:ascii="Times New Roman" w:hAnsi="Times New Roman" w:cs="Times New Roman"/>
               </w:rPr>
               <w:sym w:font="Wingdings 2" w:char="F0A3"/>
             </w:r>
@@ -3754,23 +3595,19 @@
               <w:jc w:val="center"/>
               <w:rPr>
                 <w:rFonts w:ascii="Times New Roman" w:hAnsi="Times New Roman" w:cs="Times New Roman"/>
-                <w:sz w:val="28"/>
-                <w:szCs w:val="28"/>
-              </w:rPr>
-            </w:pPr>
-            <w:r>
-              <w:rPr>
-                <w:rFonts w:ascii="Times New Roman" w:hAnsi="Times New Roman" w:cs="Times New Roman"/>
-                <w:sz w:val="28"/>
-                <w:szCs w:val="28"/>
-              </w:rPr>
-              <w:sym w:font="Wingdings 2" w:char="F0A3"/>
-            </w:r>
-          </w:p>
-        </w:tc>
-        <w:tc>
-          <w:tcPr>
-            <w:tcW w:w="2155" w:type="dxa"/>
+              </w:rPr>
+            </w:pPr>
+            <w:r>
+              <w:rPr>
+                <w:rFonts w:ascii="Times New Roman" w:hAnsi="Times New Roman" w:cs="Times New Roman"/>
+              </w:rPr>
+              <w:sym w:font="Wingdings 2" w:char="F0A3"/>
+            </w:r>
+          </w:p>
+        </w:tc>
+        <w:tc>
+          <w:tcPr>
+            <w:tcW w:w="2320" w:type="dxa"/>
             <w:vMerge/>
           </w:tcPr>
           <w:p>
@@ -3784,16 +3621,7 @@
         </w:tc>
       </w:tr>
     </w:tbl>
-    <w:p>
-      <w:pPr>
-        <w:tabs>
-          <w:tab w:val="left" w:pos="12810"/>
-        </w:tabs>
-      </w:pPr>
-      <w:r>
-        <w:tab/>
-      </w:r>
-    </w:p>
+    <w:p/>
     <w:sectPr>
       <w:headerReference w:type="default" r:id="rId6"/>
       <w:footerReference w:type="default" r:id="rId7"/>
@@ -3836,15 +3664,23 @@
   <w:p>
     <w:pPr>
       <w:pStyle w:val="Footer"/>
-      <w:pBdr>
-        <w:top w:val="single" w:sz="4" w:space="1" w:color="auto"/>
-      </w:pBdr>
       <w:tabs>
         <w:tab w:val="clear" w:pos="9360"/>
-        <w:tab w:val="left" w:pos="13041"/>
+        <w:tab w:val="left" w:pos="12191"/>
       </w:tabs>
-      <w:ind w:right="-925"/>
     </w:pPr>
+    <w:r>
+      <w:rPr>
+        <w:noProof/>
+      </w:rPr>
+      <w:pict w14:anchorId="13079264">
+        <v:shapetype id="_x0000_t32" coordsize="21600,21600" o:spt="32" o:oned="t" path="m,l21600,21600e" filled="f">
+          <v:path arrowok="t" fillok="f" o:connecttype="none"/>
+          <o:lock v:ext="edit" shapetype="t"/>
+        </v:shapetype>
+        <v:shape id="_x0000_s1026" type="#_x0000_t32" style="position:absolute;margin-left:-14.9pt;margin-top:-4.55pt;width:693.5pt;height:0;z-index:251659264" o:connectortype="straight"/>
+      </w:pict>
+    </w:r>
     <w:r>
       <w:t>Ngày ban hành: 01/0</w:t>
     </w:r>
@@ -3904,15 +3740,23 @@
   <w:p>
     <w:pPr>
       <w:pStyle w:val="Header"/>
-      <w:pBdr>
-        <w:bottom w:val="single" w:sz="4" w:space="1" w:color="auto"/>
-      </w:pBdr>
       <w:tabs>
         <w:tab w:val="clear" w:pos="9360"/>
-        <w:tab w:val="left" w:pos="13467"/>
+        <w:tab w:val="left" w:pos="12191"/>
       </w:tabs>
-      <w:ind w:right="-783"/>
     </w:pPr>
+    <w:r>
+      <w:rPr>
+        <w:noProof/>
+      </w:rPr>
+      <w:pict w14:anchorId="13079263">
+        <v:shapetype id="_x0000_t32" coordsize="21600,21600" o:spt="32" o:oned="t" path="m,l21600,21600e" filled="f">
+          <v:path arrowok="t" fillok="f" o:connecttype="none"/>
+          <o:lock v:ext="edit" shapetype="t"/>
+        </v:shapetype>
+        <v:shape id="_x0000_s1025" type="#_x0000_t32" style="position:absolute;margin-left:-8.15pt;margin-top:14.75pt;width:693.5pt;height:0;z-index:251658240" o:connectortype="straight"/>
+      </w:pict>
+    </w:r>
     <w:r>
       <w:t>BM-QT-15-01</w:t>
     </w:r>
